--- a/data/outputs/v2/Maths/SS1.3_Quadratic_Equations/Mathematics_Quadratic_Equations_FinalExplanation.docx
+++ b/data/outputs/v2/Maths/SS1.3_Quadratic_Equations/Mathematics_Quadratic_Equations_FinalExplanation.docx
@@ -38,6 +38,177 @@
           <w:szCs w:val="22"/>
         </w:rPr>
         <w:t xml:space="preserve">Student Assessment Document</w:t>
+      </w:r>
+    </w:p>
+    <w:p>
+      <w:pPr>
+        <w:spacing w:after="80" w:before="120"/>
+      </w:pPr>
+      <w:r>
+        <w:rPr>
+          <w:rFonts w:ascii="Arial" w:cs="Arial" w:eastAsia="Arial" w:hAnsi="Arial"/>
+          <w:b/>
+          <w:bCs/>
+          <w:color w:val="1F3864"/>
+          <w:sz w:val="20"/>
+          <w:szCs w:val="20"/>
+        </w:rPr>
+        <w:t xml:space="preserve">ATTRIBUTION AND LICENSING</w:t>
+      </w:r>
+    </w:p>
+    <w:p>
+      <w:pPr>
+        <w:spacing w:after="60" w:before="0"/>
+      </w:pPr>
+      <w:r>
+        <w:rPr>
+          <w:rFonts w:ascii="Arial" w:cs="Arial" w:eastAsia="Arial" w:hAnsi="Arial"/>
+          <w:b/>
+          <w:bCs/>
+          <w:sz w:val="17"/>
+          <w:szCs w:val="17"/>
+        </w:rPr>
+        <w:t xml:space="preserve">Curriculum Alignment: </w:t>
+      </w:r>
+      <w:r>
+        <w:rPr>
+          <w:rFonts w:ascii="Arial" w:cs="Arial" w:eastAsia="Arial" w:hAnsi="Arial"/>
+          <w:sz w:val="17"/>
+          <w:szCs w:val="17"/>
+        </w:rPr>
+        <w:t xml:space="preserve">Structured in pedagogical alignment with the competence-based curriculum format and learning outcomes established by the Kenya Institute of Curriculum Development (KICD). This material is independently developed and is not officially endorsed or published by KICD.</w:t>
+      </w:r>
+    </w:p>
+    <w:p>
+      <w:pPr>
+        <w:spacing w:after="60" w:before="0"/>
+      </w:pPr>
+      <w:r>
+        <w:rPr>
+          <w:rFonts w:ascii="Arial" w:cs="Arial" w:eastAsia="Arial" w:hAnsi="Arial"/>
+          <w:b/>
+          <w:bCs/>
+          <w:sz w:val="17"/>
+          <w:szCs w:val="17"/>
+        </w:rPr>
+        <w:t xml:space="preserve">Content &amp; Pedagogy: </w:t>
+      </w:r>
+      <w:r>
+        <w:rPr>
+          <w:rFonts w:ascii="Arial" w:cs="Arial" w:eastAsia="Arial" w:hAnsi="Arial"/>
+          <w:sz w:val="17"/>
+          <w:szCs w:val="17"/>
+        </w:rPr>
+        <w:t xml:space="preserve">Developed and adapted by the educator team at SeaVuria (registered 501(c)(3) in the United States and registered NGO in Kenya, No. 872-850A-BF11), who designed the pedagogical framework, lesson templates and exemplar lessons on which this material is based.</w:t>
+      </w:r>
+    </w:p>
+    <w:p>
+      <w:pPr>
+        <w:spacing w:after="60" w:before="0"/>
+      </w:pPr>
+      <w:r>
+        <w:rPr>
+          <w:rFonts w:ascii="Arial" w:cs="Arial" w:eastAsia="Arial" w:hAnsi="Arial"/>
+          <w:b/>
+          <w:bCs/>
+          <w:sz w:val="17"/>
+          <w:szCs w:val="17"/>
+        </w:rPr>
+        <w:t xml:space="preserve">Production &amp; Layout: </w:t>
+      </w:r>
+      <w:r>
+        <w:rPr>
+          <w:rFonts w:ascii="Arial" w:cs="Arial" w:eastAsia="Arial" w:hAnsi="Arial"/>
+          <w:sz w:val="17"/>
+          <w:szCs w:val="17"/>
+        </w:rPr>
+        <w:t xml:space="preserve">Educational design and curriculum sequencing by SeaVuria. Technical layout, structural formatting, and digital optimization/implementation executed in partnership with ARES Education (registered 501(c)(3) in the United States and Canada (as Afretech Aid) and registered NGO in Kenya), with lesson drafting and compilation assisted by AI (Claude, Anthropic).</w:t>
+      </w:r>
+    </w:p>
+    <w:p>
+      <w:pPr>
+        <w:pBdr>
+          <w:bottom w:val="single" w:color="1F3864" w:sz="6" w:space="6"/>
+        </w:pBdr>
+        <w:spacing w:after="60" w:before="0"/>
+      </w:pPr>
+      <w:r>
+        <w:rPr>
+          <w:rFonts w:ascii="Arial" w:cs="Arial" w:eastAsia="Arial" w:hAnsi="Arial"/>
+          <w:b/>
+          <w:bCs/>
+          <w:sz w:val="17"/>
+          <w:szCs w:val="17"/>
+        </w:rPr>
+        <w:t xml:space="preserve">Licensing &amp; Copyright: </w:t>
+      </w:r>
+      <w:r>
+        <w:rPr>
+          <w:rFonts w:ascii="Arial" w:cs="Arial" w:eastAsia="Arial" w:hAnsi="Arial"/>
+          <w:sz w:val="17"/>
+          <w:szCs w:val="17"/>
+        </w:rPr>
+        <w:t xml:space="preserve">© 2026 SeaVuria and ARES. This work is licensed under a </w:t>
+      </w:r>
+      <w:hyperlink w:history="1" r:id="rId2xkvmen51qbgiol-zefgz">
+        <w:r>
+          <w:rPr>
+            <w:rFonts w:ascii="Arial" w:cs="Arial" w:eastAsia="Arial" w:hAnsi="Arial"/>
+            <w:color w:val="1F6B75"/>
+            <w:sz w:val="17"/>
+            <w:szCs w:val="17"/>
+            <w:u w:val="single" w:color="1F6B75"/>
+          </w:rPr>
+          <w:t xml:space="preserve">Creative Commons Attribution-NonCommercial 4.0 International License</w:t>
+        </w:r>
+      </w:hyperlink>
+      <w:r>
+        <w:rPr>
+          <w:rFonts w:ascii="Arial" w:cs="Arial" w:eastAsia="Arial" w:hAnsi="Arial"/>
+          <w:sz w:val="17"/>
+          <w:szCs w:val="17"/>
+        </w:rPr>
+        <w:t xml:space="preserve"> (</w:t>
+      </w:r>
+      <w:hyperlink w:history="1" r:id="rIdbqycvnkjrxdhzb_jfyusp">
+        <w:r>
+          <w:rPr>
+            <w:rFonts w:ascii="Arial" w:cs="Arial" w:eastAsia="Arial" w:hAnsi="Arial"/>
+            <w:color w:val="1F6B75"/>
+            <w:sz w:val="17"/>
+            <w:szCs w:val="17"/>
+            <w:u w:val="single" w:color="1F6B75"/>
+          </w:rPr>
+          <w:t xml:space="preserve">CC BY-NC 4.0</w:t>
+        </w:r>
+      </w:hyperlink>
+      <w:r>
+        <w:rPr>
+          <w:rFonts w:ascii="Arial" w:cs="Arial" w:eastAsia="Arial" w:hAnsi="Arial"/>
+          <w:sz w:val="17"/>
+          <w:szCs w:val="17"/>
+        </w:rPr>
+        <w:t xml:space="preserve">). To view a copy of this license, visit </w:t>
+      </w:r>
+      <w:hyperlink w:history="1" r:id="rId7isjxpvkxxwdq7kxyassw">
+        <w:r>
+          <w:rPr>
+            <w:rFonts w:ascii="Arial" w:cs="Arial" w:eastAsia="Arial" w:hAnsi="Arial"/>
+            <w:color w:val="1F6B75"/>
+            <w:sz w:val="17"/>
+            <w:szCs w:val="17"/>
+            <w:u w:val="single" w:color="1F6B75"/>
+          </w:rPr>
+          <w:t xml:space="preserve">https://creativecommons.org/licenses/by-nc/4.0/</w:t>
+        </w:r>
+      </w:hyperlink>
+      <w:r>
+        <w:rPr>
+          <w:rFonts w:ascii="Arial" w:cs="Arial" w:eastAsia="Arial" w:hAnsi="Arial"/>
+          <w:sz w:val="17"/>
+          <w:szCs w:val="17"/>
+        </w:rPr>
+        <w:t xml:space="preserve">. You are free to copy, redistribute, and adapt this material in any medium or format, provided appropriate credit is given and the material is not used for commercial purposes. KICD learning outcomes and curriculum designations reproduced here for alignment purposes remain the property of KICD and are not covered by this license. Linked external resources (e.g. CK-12, Khan Academy, PhET) are subject to their own licenses.</w:t>
       </w:r>
     </w:p>
     <w:p>

--- a/data/outputs/v2/Maths/SS1.3_Quadratic_Equations/Mathematics_Quadratic_Equations_FinalExplanation.docx
+++ b/data/outputs/v2/Maths/SS1.3_Quadratic_Equations/Mathematics_Quadratic_Equations_FinalExplanation.docx
@@ -95,7 +95,7 @@
                 <w:sz w:val="22"/>
                 <w:szCs w:val="22"/>
               </w:rPr>
-              <w:t xml:space="preserve">FINAL EXPLANATION: MATHEMATICS | GRADE 10 | SUB-STRAND 1.3: QUADRATIC EQUATIONS</w:t>
+              <w:t xml:space="preserve">FINAL EXPLANATION: MATHEMATICS GRADE 10 | SUB-STRAND 1.3: QUADRATIC EQUATIONS | FINAL EXPLANATION</w:t>
             </w:r>
           </w:p>
         </w:tc>
@@ -422,121 +422,7 @@
                 <w:sz w:val="18"/>
                 <w:szCs w:val="18"/>
               </w:rPr>
-              <w:t xml:space="preserve">This Final Explanation document is your opportunity to show everything you have learned across the 7 lessons of this unit. Your task is to answer the driving question fully and clearly:</w:t>
-            </w:r>
-          </w:p>
-          <w:p>
-            <w:pPr>
-              <w:spacing w:after="40" w:before="0"/>
-              <w:jc w:val="left"/>
-            </w:pPr>
-            <w:r>
-              <w:rPr>
-                <w:rFonts w:ascii="Arial" w:cs="Arial" w:eastAsia="Arial" w:hAnsi="Arial"/>
-                <w:b w:val="false"/>
-                <w:bCs w:val="false"/>
-                <w:i w:val="false"/>
-                <w:iCs w:val="false"/>
-                <w:color w:val="000000"/>
-                <w:sz w:val="18"/>
-                <w:szCs w:val="18"/>
-              </w:rPr>
-              <w:t xml:space="preserve"/>
-            </w:r>
-          </w:p>
-          <w:p>
-            <w:pPr>
-              <w:spacing w:after="40" w:before="0"/>
-              <w:jc w:val="left"/>
-            </w:pPr>
-            <w:r>
-              <w:rPr>
-                <w:rFonts w:ascii="Arial" w:cs="Arial" w:eastAsia="Arial" w:hAnsi="Arial"/>
-                <w:b w:val="false"/>
-                <w:bCs w:val="false"/>
-                <w:i w:val="false"/>
-                <w:iCs w:val="false"/>
-                <w:color w:val="000000"/>
-                <w:sz w:val="18"/>
-                <w:szCs w:val="18"/>
-              </w:rPr>
-              <w:t xml:space="preserve">"How can we use quadratic equations to find unknown dimensions and quantities that help our community solve real planning problems — like building the Harambee hall in Githurai?"</w:t>
-            </w:r>
-          </w:p>
-          <w:p>
-            <w:pPr>
-              <w:spacing w:after="40" w:before="0"/>
-              <w:jc w:val="left"/>
-            </w:pPr>
-            <w:r>
-              <w:rPr>
-                <w:rFonts w:ascii="Arial" w:cs="Arial" w:eastAsia="Arial" w:hAnsi="Arial"/>
-                <w:b w:val="false"/>
-                <w:bCs w:val="false"/>
-                <w:i w:val="false"/>
-                <w:iCs w:val="false"/>
-                <w:color w:val="000000"/>
-                <w:sz w:val="18"/>
-                <w:szCs w:val="18"/>
-              </w:rPr>
-              <w:t xml:space="preserve"/>
-            </w:r>
-          </w:p>
-          <w:p>
-            <w:pPr>
-              <w:spacing w:after="40" w:before="0"/>
-              <w:jc w:val="left"/>
-            </w:pPr>
-            <w:r>
-              <w:rPr>
-                <w:rFonts w:ascii="Arial" w:cs="Arial" w:eastAsia="Arial" w:hAnsi="Arial"/>
-                <w:b w:val="false"/>
-                <w:bCs w:val="false"/>
-                <w:i w:val="false"/>
-                <w:iCs w:val="false"/>
-                <w:color w:val="000000"/>
-                <w:sz w:val="18"/>
-                <w:szCs w:val="18"/>
-              </w:rPr>
-              <w:t xml:space="preserve">Read each section prompt carefully before you write. Use correct mathematical vocabulary and show all working. Your answer should tell a complete story — starting from why a quadratic equation was needed, moving through how you solved it, and ending with what your solution means for the Githurai community. A strong Final Explanation does not just give answers; it explains the reasoning behind every step, connects mathematics to the real world, and shows that you truly understand what quadratic equations are, where they come from, and why they matter.</w:t>
-            </w:r>
-          </w:p>
-          <w:p>
-            <w:pPr>
-              <w:spacing w:after="40" w:before="0"/>
-              <w:jc w:val="left"/>
-            </w:pPr>
-            <w:r>
-              <w:rPr>
-                <w:rFonts w:ascii="Arial" w:cs="Arial" w:eastAsia="Arial" w:hAnsi="Arial"/>
-                <w:b w:val="false"/>
-                <w:bCs w:val="false"/>
-                <w:i w:val="false"/>
-                <w:iCs w:val="false"/>
-                <w:color w:val="000000"/>
-                <w:sz w:val="18"/>
-                <w:szCs w:val="18"/>
-              </w:rPr>
-              <w:t xml:space="preserve"/>
-            </w:r>
-          </w:p>
-          <w:p>
-            <w:pPr>
-              <w:spacing w:after="40" w:before="0"/>
-              <w:jc w:val="left"/>
-            </w:pPr>
-            <w:r>
-              <w:rPr>
-                <w:rFonts w:ascii="Arial" w:cs="Arial" w:eastAsia="Arial" w:hAnsi="Arial"/>
-                <w:b w:val="false"/>
-                <w:bCs w:val="false"/>
-                <w:i w:val="false"/>
-                <w:iCs w:val="false"/>
-                <w:color w:val="000000"/>
-                <w:sz w:val="18"/>
-                <w:szCs w:val="18"/>
-              </w:rPr>
-              <w:t xml:space="preserve">Write in full sentences where asked. Label all diagrams. Show all algebraic working step by step. Check every answer by substituting back into the original equation or context.</w:t>
+              <w:t xml:space="preserve">Final Explanation: Planning the Githurai Harambee Hall. Driving question: How can we use quadratic equations to find unknown dimensions and quantities that help our community solve real planning problems, like building the Harambee hall in Githurai? Use what you observed and learned in Lessons 1 to 7 to answer each question in the space under it. Show every step of your working, write in full sentences when you explain, and always say what your answer means for the community. Use the Githurai hall data: the floor is a rectangle with an area of 120 m², the width is w and the length is w + 2. You may use a scientific calculator for Section 4.</w:t>
             </w:r>
           </w:p>
         </w:tc>
@@ -564,14 +450,12 @@
         <w:tblLayout w:type="fixed"/>
       </w:tblPr>
       <w:tblGrid>
-        <w:gridCol w:w="3000"/>
-        <w:gridCol w:w="10680"/>
+        <w:gridCol w:w="13680"/>
       </w:tblGrid>
       <w:tr>
         <w:tc>
           <w:tcPr>
             <w:tcW w:type="dxa" w:w="13680"/>
-            <w:gridSpan w:val="2"/>
             <w:shd w:fill="1F3864" w:color="auto" w:val="clear"/>
             <w:tcMar>
               <w:top w:type="dxa" w:w="60"/>
@@ -597,15 +481,15 @@
                 <w:sz w:val="22"/>
                 <w:szCs w:val="22"/>
               </w:rPr>
-              <w:t xml:space="preserve">Section 1: Setting Up the Problem — From Real Life to a Quadratic Equation</w:t>
-            </w:r>
-          </w:p>
-        </w:tc>
-      </w:tr>
-      <w:tr>
-        <w:tc>
-          <w:tcPr>
-            <w:tcW w:type="dxa" w:w="3000"/>
+              <w:t xml:space="preserve">Section 1: Why a linear equation is not enough</w:t>
+            </w:r>
+          </w:p>
+        </w:tc>
+      </w:tr>
+      <w:tr>
+        <w:tc>
+          <w:tcPr>
+            <w:tcW w:type="dxa" w:w="13680"/>
             <w:shd w:fill="D9EEF1" w:color="auto" w:val="clear"/>
             <w:tcMar>
               <w:top w:type="dxa" w:w="60"/>
@@ -631,89 +515,18 @@
                 <w:sz w:val="18"/>
                 <w:szCs w:val="18"/>
               </w:rPr>
-              <w:t xml:space="preserve">The Githurai Harambee committee needs a rectangular hall with an area of exactly 120 m². The length of the hall must be 2 metres more than the width.</w:t>
-            </w:r>
-          </w:p>
-          <w:p>
-            <w:pPr>
-              <w:spacing w:after="40" w:before="0"/>
-              <w:jc w:val="left"/>
-            </w:pPr>
-            <w:r>
-              <w:rPr>
-                <w:rFonts w:ascii="Arial" w:cs="Arial" w:eastAsia="Arial" w:hAnsi="Arial"/>
-                <w:b/>
-                <w:bCs/>
-                <w:i w:val="false"/>
-                <w:iCs w:val="false"/>
-                <w:color w:val="000000"/>
-                <w:sz w:val="18"/>
-                <w:szCs w:val="18"/>
-              </w:rPr>
-              <w:t xml:space="preserve"/>
-            </w:r>
-          </w:p>
-          <w:p>
-            <w:pPr>
-              <w:spacing w:after="40" w:before="0"/>
-              <w:jc w:val="left"/>
-            </w:pPr>
-            <w:r>
-              <w:rPr>
-                <w:rFonts w:ascii="Arial" w:cs="Arial" w:eastAsia="Arial" w:hAnsi="Arial"/>
-                <w:b/>
-                <w:bCs/>
-                <w:i w:val="false"/>
-                <w:iCs w:val="false"/>
-                <w:color w:val="000000"/>
-                <w:sz w:val="18"/>
-                <w:szCs w:val="18"/>
-              </w:rPr>
-              <w:t xml:space="preserve">(a) Let the width of the hall be w metres. Write an expression for the length in terms of w.</w:t>
-            </w:r>
-          </w:p>
-          <w:p>
-            <w:pPr>
-              <w:spacing w:after="40" w:before="0"/>
-              <w:jc w:val="left"/>
-            </w:pPr>
-            <w:r>
-              <w:rPr>
-                <w:rFonts w:ascii="Arial" w:cs="Arial" w:eastAsia="Arial" w:hAnsi="Arial"/>
-                <w:b/>
-                <w:bCs/>
-                <w:i w:val="false"/>
-                <w:iCs w:val="false"/>
-                <w:color w:val="000000"/>
-                <w:sz w:val="18"/>
-                <w:szCs w:val="18"/>
-              </w:rPr>
-              <w:t xml:space="preserve">(b) Write an equation using the formula for the area of a rectangle. Show how this equation simplifies to the standard form of a quadratic equation: w² + 2w − 120 = 0.</w:t>
-            </w:r>
-          </w:p>
-          <w:p>
-            <w:pPr>
-              <w:spacing w:after="40" w:before="0"/>
-              <w:jc w:val="left"/>
-            </w:pPr>
-            <w:r>
-              <w:rPr>
-                <w:rFonts w:ascii="Arial" w:cs="Arial" w:eastAsia="Arial" w:hAnsi="Arial"/>
-                <w:b/>
-                <w:bCs/>
-                <w:i w:val="false"/>
-                <w:iCs w:val="false"/>
-                <w:color w:val="000000"/>
-                <w:sz w:val="18"/>
-                <w:szCs w:val="18"/>
-              </w:rPr>
-              <w:t xml:space="preserve">(c) Explain in 2–3 sentences why this problem cannot be solved using a simple linear equation. What feature of the equation makes it quadratic rather than linear?</w:t>
-            </w:r>
-          </w:p>
-        </w:tc>
-        <w:tc>
-          <w:tcPr>
-            <w:tcW w:type="dxa" w:w="10680"/>
+              <w:t xml:space="preserve">The Githurai committee wants a rectangular hall floor of area 120 m², with the length 2 m more than the width w. (a) Write an equation for the area in terms of w. (b) Expand it and write it in the form ax² + bx + c = 0. State the values of a, b and c. (c) Explain why trial-and-error and linear equation methods did not work cleanly for the committee. How is this equation different from a linear equation?</w:t>
+            </w:r>
+          </w:p>
+        </w:tc>
+      </w:tr>
+      <w:tr>
+        <w:trPr>
+          <w:trHeight w:val="4200" w:hRule="atLeast"/>
+        </w:trPr>
+        <w:tc>
+          <w:tcPr>
+            <w:tcW w:type="dxa" w:w="13680"/>
             <w:shd w:fill="FFFFFF" w:color="auto" w:val="clear"/>
             <w:tcMar>
               <w:top w:type="dxa" w:w="60"/>
@@ -733,146 +546,13 @@
                 <w:rFonts w:ascii="Arial" w:cs="Arial" w:eastAsia="Arial" w:hAnsi="Arial"/>
                 <w:b w:val="false"/>
                 <w:bCs w:val="false"/>
-                <w:i w:val="false"/>
-                <w:iCs w:val="false"/>
-                <w:color w:val="000000"/>
-                <w:sz w:val="18"/>
-                <w:szCs w:val="18"/>
-              </w:rPr>
-              <w:t xml:space="preserve">(a) If the width is w metres, then the length is (w + 2) metres.</w:t>
-            </w:r>
-          </w:p>
-          <w:p>
-            <w:pPr>
-              <w:spacing w:after="40" w:before="0"/>
-              <w:jc w:val="left"/>
-            </w:pPr>
-            <w:r>
-              <w:rPr>
-                <w:rFonts w:ascii="Arial" w:cs="Arial" w:eastAsia="Arial" w:hAnsi="Arial"/>
-                <w:b w:val="false"/>
-                <w:bCs w:val="false"/>
-                <w:i w:val="false"/>
-                <w:iCs w:val="false"/>
-                <w:color w:val="000000"/>
-                <w:sz w:val="18"/>
-                <w:szCs w:val="18"/>
-              </w:rPr>
-              <w:t xml:space="preserve"/>
-            </w:r>
-          </w:p>
-          <w:p>
-            <w:pPr>
-              <w:spacing w:after="40" w:before="0"/>
-              <w:jc w:val="left"/>
-            </w:pPr>
-            <w:r>
-              <w:rPr>
-                <w:rFonts w:ascii="Arial" w:cs="Arial" w:eastAsia="Arial" w:hAnsi="Arial"/>
-                <w:b w:val="false"/>
-                <w:bCs w:val="false"/>
-                <w:i w:val="false"/>
-                <w:iCs w:val="false"/>
-                <w:color w:val="000000"/>
-                <w:sz w:val="18"/>
-                <w:szCs w:val="18"/>
-              </w:rPr>
-              <w:t xml:space="preserve">(b) Area = length × width</w:t>
-            </w:r>
-          </w:p>
-          <w:p>
-            <w:pPr>
-              <w:spacing w:after="40" w:before="0"/>
-              <w:jc w:val="left"/>
-            </w:pPr>
-            <w:r>
-              <w:rPr>
-                <w:rFonts w:ascii="Arial" w:cs="Arial" w:eastAsia="Arial" w:hAnsi="Arial"/>
-                <w:b w:val="false"/>
-                <w:bCs w:val="false"/>
-                <w:i w:val="false"/>
-                <w:iCs w:val="false"/>
-                <w:color w:val="000000"/>
-                <w:sz w:val="18"/>
-                <w:szCs w:val="18"/>
-              </w:rPr>
-              <w:t xml:space="preserve">120 = (w + 2) × w</w:t>
-            </w:r>
-          </w:p>
-          <w:p>
-            <w:pPr>
-              <w:spacing w:after="40" w:before="0"/>
-              <w:jc w:val="left"/>
-            </w:pPr>
-            <w:r>
-              <w:rPr>
-                <w:rFonts w:ascii="Arial" w:cs="Arial" w:eastAsia="Arial" w:hAnsi="Arial"/>
-                <w:b w:val="false"/>
-                <w:bCs w:val="false"/>
-                <w:i w:val="false"/>
-                <w:iCs w:val="false"/>
-                <w:color w:val="000000"/>
-                <w:sz w:val="18"/>
-                <w:szCs w:val="18"/>
-              </w:rPr>
-              <w:t xml:space="preserve">120 = w² + 2w</w:t>
-            </w:r>
-          </w:p>
-          <w:p>
-            <w:pPr>
-              <w:spacing w:after="40" w:before="0"/>
-              <w:jc w:val="left"/>
-            </w:pPr>
-            <w:r>
-              <w:rPr>
-                <w:rFonts w:ascii="Arial" w:cs="Arial" w:eastAsia="Arial" w:hAnsi="Arial"/>
-                <w:b w:val="false"/>
-                <w:bCs w:val="false"/>
-                <w:i w:val="false"/>
-                <w:iCs w:val="false"/>
-                <w:color w:val="000000"/>
-                <w:sz w:val="18"/>
-                <w:szCs w:val="18"/>
-              </w:rPr>
-              <w:t xml:space="preserve">Rearranging: w² + 2w − 120 = 0  ✓</w:t>
-            </w:r>
-          </w:p>
-          <w:p>
-            <w:pPr>
-              <w:spacing w:after="40" w:before="0"/>
-              <w:jc w:val="left"/>
-            </w:pPr>
-            <w:r>
-              <w:rPr>
-                <w:rFonts w:ascii="Arial" w:cs="Arial" w:eastAsia="Arial" w:hAnsi="Arial"/>
-                <w:b w:val="false"/>
-                <w:bCs w:val="false"/>
-                <w:i w:val="false"/>
-                <w:iCs w:val="false"/>
-                <w:color w:val="000000"/>
-                <w:sz w:val="18"/>
-                <w:szCs w:val="18"/>
-              </w:rPr>
-              <w:t xml:space="preserve"/>
-            </w:r>
-          </w:p>
-          <w:p>
-            <w:pPr>
-              <w:spacing w:after="40" w:before="0"/>
-              <w:jc w:val="left"/>
-            </w:pPr>
-            <w:r>
-              <w:rPr>
-                <w:rFonts w:ascii="Arial" w:cs="Arial" w:eastAsia="Arial" w:hAnsi="Arial"/>
-                <w:b w:val="false"/>
-                <w:bCs w:val="false"/>
-                <w:i w:val="false"/>
-                <w:iCs w:val="false"/>
-                <w:color w:val="000000"/>
-                <w:sz w:val="18"/>
-                <w:szCs w:val="18"/>
-              </w:rPr>
-              <w:t xml:space="preserve">(c) This problem cannot be solved with a linear equation because the unknown w is multiplied by itself (w × w = w²), producing a squared term. A linear equation only contains variables raised to the power of 1. The highest power of w in this equation is 2, which is the defining feature of a quadratic equation — it means the relationship between w and the area is curved, not straight, and we need quadratic methods to find the exact value of w.</w:t>
+                <w:i/>
+                <w:iCs/>
+                <w:color w:val="808080"/>
+                <w:sz w:val="18"/>
+                <w:szCs w:val="18"/>
+              </w:rPr>
+              <w:t xml:space="preserve">Write your answer here:</w:t>
             </w:r>
           </w:p>
         </w:tc>
@@ -900,14 +580,12 @@
         <w:tblLayout w:type="fixed"/>
       </w:tblPr>
       <w:tblGrid>
-        <w:gridCol w:w="3000"/>
-        <w:gridCol w:w="10680"/>
+        <w:gridCol w:w="13680"/>
       </w:tblGrid>
       <w:tr>
         <w:tc>
           <w:tcPr>
             <w:tcW w:type="dxa" w:w="13680"/>
-            <w:gridSpan w:val="2"/>
             <w:shd w:fill="1F3864" w:color="auto" w:val="clear"/>
             <w:tcMar>
               <w:top w:type="dxa" w:w="60"/>
@@ -933,15 +611,15 @@
                 <w:sz w:val="22"/>
                 <w:szCs w:val="22"/>
               </w:rPr>
-              <w:t xml:space="preserve">Section 2: Solving by Factorisation</w:t>
-            </w:r>
-          </w:p>
-        </w:tc>
-      </w:tr>
-      <w:tr>
-        <w:tc>
-          <w:tcPr>
-            <w:tcW w:type="dxa" w:w="3000"/>
+              <w:t xml:space="preserve">Section 2: Solving the hall problem by factorisation</w:t>
+            </w:r>
+          </w:p>
+        </w:tc>
+      </w:tr>
+      <w:tr>
+        <w:tc>
+          <w:tcPr>
+            <w:tcW w:type="dxa" w:w="13680"/>
             <w:shd w:fill="D9EEF1" w:color="auto" w:val="clear"/>
             <w:tcMar>
               <w:top w:type="dxa" w:w="60"/>
@@ -967,108 +645,18 @@
                 <w:sz w:val="18"/>
                 <w:szCs w:val="18"/>
               </w:rPr>
-              <w:t xml:space="preserve">Solve the equation w² + 2w − 120 = 0 by factorisation.</w:t>
-            </w:r>
-          </w:p>
-          <w:p>
-            <w:pPr>
-              <w:spacing w:after="40" w:before="0"/>
-              <w:jc w:val="left"/>
-            </w:pPr>
-            <w:r>
-              <w:rPr>
-                <w:rFonts w:ascii="Arial" w:cs="Arial" w:eastAsia="Arial" w:hAnsi="Arial"/>
-                <w:b/>
-                <w:bCs/>
-                <w:i w:val="false"/>
-                <w:iCs w:val="false"/>
-                <w:color w:val="000000"/>
-                <w:sz w:val="18"/>
-                <w:szCs w:val="18"/>
-              </w:rPr>
-              <w:t xml:space="preserve"/>
-            </w:r>
-          </w:p>
-          <w:p>
-            <w:pPr>
-              <w:spacing w:after="40" w:before="0"/>
-              <w:jc w:val="left"/>
-            </w:pPr>
-            <w:r>
-              <w:rPr>
-                <w:rFonts w:ascii="Arial" w:cs="Arial" w:eastAsia="Arial" w:hAnsi="Arial"/>
-                <w:b/>
-                <w:bCs/>
-                <w:i w:val="false"/>
-                <w:iCs w:val="false"/>
-                <w:color w:val="000000"/>
-                <w:sz w:val="18"/>
-                <w:szCs w:val="18"/>
-              </w:rPr>
-              <w:t xml:space="preserve">(a) Find two numbers that multiply to −120 and add to +2. Show your reasoning.</w:t>
-            </w:r>
-          </w:p>
-          <w:p>
-            <w:pPr>
-              <w:spacing w:after="40" w:before="0"/>
-              <w:jc w:val="left"/>
-            </w:pPr>
-            <w:r>
-              <w:rPr>
-                <w:rFonts w:ascii="Arial" w:cs="Arial" w:eastAsia="Arial" w:hAnsi="Arial"/>
-                <w:b/>
-                <w:bCs/>
-                <w:i w:val="false"/>
-                <w:iCs w:val="false"/>
-                <w:color w:val="000000"/>
-                <w:sz w:val="18"/>
-                <w:szCs w:val="18"/>
-              </w:rPr>
-              <w:t xml:space="preserve">(b) Write the fully factorised form of the equation and solve for w.</w:t>
-            </w:r>
-          </w:p>
-          <w:p>
-            <w:pPr>
-              <w:spacing w:after="40" w:before="0"/>
-              <w:jc w:val="left"/>
-            </w:pPr>
-            <w:r>
-              <w:rPr>
-                <w:rFonts w:ascii="Arial" w:cs="Arial" w:eastAsia="Arial" w:hAnsi="Arial"/>
-                <w:b/>
-                <w:bCs/>
-                <w:i w:val="false"/>
-                <w:iCs w:val="false"/>
-                <w:color w:val="000000"/>
-                <w:sz w:val="18"/>
-                <w:szCs w:val="18"/>
-              </w:rPr>
-              <w:t xml:space="preserve">(c) You will get two solutions. Explain clearly why one solution must be rejected, and state the valid value of w with its units.</w:t>
-            </w:r>
-          </w:p>
-          <w:p>
-            <w:pPr>
-              <w:spacing w:after="40" w:before="0"/>
-              <w:jc w:val="left"/>
-            </w:pPr>
-            <w:r>
-              <w:rPr>
-                <w:rFonts w:ascii="Arial" w:cs="Arial" w:eastAsia="Arial" w:hAnsi="Arial"/>
-                <w:b/>
-                <w:bCs/>
-                <w:i w:val="false"/>
-                <w:iCs w:val="false"/>
-                <w:color w:val="000000"/>
-                <w:sz w:val="18"/>
-                <w:szCs w:val="18"/>
-              </w:rPr>
-              <w:t xml:space="preserve">(d) What is the length of the hall? Show how you found it.</w:t>
-            </w:r>
-          </w:p>
-        </w:tc>
-        <w:tc>
-          <w:tcPr>
-            <w:tcW w:type="dxa" w:w="10680"/>
+              <w:t xml:space="preserve">(a) Factorise w² + 2w − 120 = 0. Explain how you chose your two numbers. (b) Use the Zero Product Property to find the values of w. (c) Which value will the committee use for the width, and why? State the length of the hall. (d) Check that your dimensions give an area of 120 m².</w:t>
+            </w:r>
+          </w:p>
+        </w:tc>
+      </w:tr>
+      <w:tr>
+        <w:trPr>
+          <w:trHeight w:val="4200" w:hRule="atLeast"/>
+        </w:trPr>
+        <w:tc>
+          <w:tcPr>
+            <w:tcW w:type="dxa" w:w="13680"/>
             <w:shd w:fill="FFFFFF" w:color="auto" w:val="clear"/>
             <w:tcMar>
               <w:top w:type="dxa" w:w="60"/>
@@ -1088,298 +676,13 @@
                 <w:rFonts w:ascii="Arial" w:cs="Arial" w:eastAsia="Arial" w:hAnsi="Arial"/>
                 <w:b w:val="false"/>
                 <w:bCs w:val="false"/>
-                <w:i w:val="false"/>
-                <w:iCs w:val="false"/>
-                <w:color w:val="000000"/>
-                <w:sz w:val="18"/>
-                <w:szCs w:val="18"/>
-              </w:rPr>
-              <w:t xml:space="preserve">(a) We need two numbers whose product is −120 and whose sum is +2.</w:t>
-            </w:r>
-          </w:p>
-          <w:p>
-            <w:pPr>
-              <w:spacing w:after="40" w:before="0"/>
-              <w:jc w:val="left"/>
-            </w:pPr>
-            <w:r>
-              <w:rPr>
-                <w:rFonts w:ascii="Arial" w:cs="Arial" w:eastAsia="Arial" w:hAnsi="Arial"/>
-                <w:b w:val="false"/>
-                <w:bCs w:val="false"/>
-                <w:i w:val="false"/>
-                <w:iCs w:val="false"/>
-                <w:color w:val="000000"/>
-                <w:sz w:val="18"/>
-                <w:szCs w:val="18"/>
-              </w:rPr>
-              <w:t xml:space="preserve">Testing factor pairs of 120: 10 × 12 = 120, and 12 − 10 = 2  ✓</w:t>
-            </w:r>
-          </w:p>
-          <w:p>
-            <w:pPr>
-              <w:spacing w:after="40" w:before="0"/>
-              <w:jc w:val="left"/>
-            </w:pPr>
-            <w:r>
-              <w:rPr>
-                <w:rFonts w:ascii="Arial" w:cs="Arial" w:eastAsia="Arial" w:hAnsi="Arial"/>
-                <w:b w:val="false"/>
-                <w:bCs w:val="false"/>
-                <w:i w:val="false"/>
-                <w:iCs w:val="false"/>
-                <w:color w:val="000000"/>
-                <w:sz w:val="18"/>
-                <w:szCs w:val="18"/>
-              </w:rPr>
-              <w:t xml:space="preserve">So the two numbers are +12 and −10.</w:t>
-            </w:r>
-          </w:p>
-          <w:p>
-            <w:pPr>
-              <w:spacing w:after="40" w:before="0"/>
-              <w:jc w:val="left"/>
-            </w:pPr>
-            <w:r>
-              <w:rPr>
-                <w:rFonts w:ascii="Arial" w:cs="Arial" w:eastAsia="Arial" w:hAnsi="Arial"/>
-                <w:b w:val="false"/>
-                <w:bCs w:val="false"/>
-                <w:i w:val="false"/>
-                <w:iCs w:val="false"/>
-                <w:color w:val="000000"/>
-                <w:sz w:val="18"/>
-                <w:szCs w:val="18"/>
-              </w:rPr>
-              <w:t xml:space="preserve"/>
-            </w:r>
-          </w:p>
-          <w:p>
-            <w:pPr>
-              <w:spacing w:after="40" w:before="0"/>
-              <w:jc w:val="left"/>
-            </w:pPr>
-            <w:r>
-              <w:rPr>
-                <w:rFonts w:ascii="Arial" w:cs="Arial" w:eastAsia="Arial" w:hAnsi="Arial"/>
-                <w:b w:val="false"/>
-                <w:bCs w:val="false"/>
-                <w:i w:val="false"/>
-                <w:iCs w:val="false"/>
-                <w:color w:val="000000"/>
-                <w:sz w:val="18"/>
-                <w:szCs w:val="18"/>
-              </w:rPr>
-              <w:t xml:space="preserve">(b) w² + 2w − 120 = 0</w:t>
-            </w:r>
-          </w:p>
-          <w:p>
-            <w:pPr>
-              <w:spacing w:after="40" w:before="0"/>
-              <w:jc w:val="left"/>
-            </w:pPr>
-            <w:r>
-              <w:rPr>
-                <w:rFonts w:ascii="Arial" w:cs="Arial" w:eastAsia="Arial" w:hAnsi="Arial"/>
-                <w:b w:val="false"/>
-                <w:bCs w:val="false"/>
-                <w:i w:val="false"/>
-                <w:iCs w:val="false"/>
-                <w:color w:val="000000"/>
-                <w:sz w:val="18"/>
-                <w:szCs w:val="18"/>
-              </w:rPr>
-              <w:t xml:space="preserve">(w + 12)(w − 10) = 0</w:t>
-            </w:r>
-          </w:p>
-          <w:p>
-            <w:pPr>
-              <w:spacing w:after="40" w:before="0"/>
-              <w:jc w:val="left"/>
-            </w:pPr>
-            <w:r>
-              <w:rPr>
-                <w:rFonts w:ascii="Arial" w:cs="Arial" w:eastAsia="Arial" w:hAnsi="Arial"/>
-                <w:b w:val="false"/>
-                <w:bCs w:val="false"/>
-                <w:i w:val="false"/>
-                <w:iCs w:val="false"/>
-                <w:color w:val="000000"/>
-                <w:sz w:val="18"/>
-                <w:szCs w:val="18"/>
-              </w:rPr>
-              <w:t xml:space="preserve">Either w + 12 = 0  →  w = −12</w:t>
-            </w:r>
-          </w:p>
-          <w:p>
-            <w:pPr>
-              <w:spacing w:after="40" w:before="0"/>
-              <w:jc w:val="left"/>
-            </w:pPr>
-            <w:r>
-              <w:rPr>
-                <w:rFonts w:ascii="Arial" w:cs="Arial" w:eastAsia="Arial" w:hAnsi="Arial"/>
-                <w:b w:val="false"/>
-                <w:bCs w:val="false"/>
-                <w:i w:val="false"/>
-                <w:iCs w:val="false"/>
-                <w:color w:val="000000"/>
-                <w:sz w:val="18"/>
-                <w:szCs w:val="18"/>
-              </w:rPr>
-              <w:t xml:space="preserve">Or     w − 10 = 0  →  w = 10</w:t>
-            </w:r>
-          </w:p>
-          <w:p>
-            <w:pPr>
-              <w:spacing w:after="40" w:before="0"/>
-              <w:jc w:val="left"/>
-            </w:pPr>
-            <w:r>
-              <w:rPr>
-                <w:rFonts w:ascii="Arial" w:cs="Arial" w:eastAsia="Arial" w:hAnsi="Arial"/>
-                <w:b w:val="false"/>
-                <w:bCs w:val="false"/>
-                <w:i w:val="false"/>
-                <w:iCs w:val="false"/>
-                <w:color w:val="000000"/>
-                <w:sz w:val="18"/>
-                <w:szCs w:val="18"/>
-              </w:rPr>
-              <w:t xml:space="preserve"/>
-            </w:r>
-          </w:p>
-          <w:p>
-            <w:pPr>
-              <w:spacing w:after="40" w:before="0"/>
-              <w:jc w:val="left"/>
-            </w:pPr>
-            <w:r>
-              <w:rPr>
-                <w:rFonts w:ascii="Arial" w:cs="Arial" w:eastAsia="Arial" w:hAnsi="Arial"/>
-                <w:b w:val="false"/>
-                <w:bCs w:val="false"/>
-                <w:i w:val="false"/>
-                <w:iCs w:val="false"/>
-                <w:color w:val="000000"/>
-                <w:sz w:val="18"/>
-                <w:szCs w:val="18"/>
-              </w:rPr>
-              <w:t xml:space="preserve">(c) A width cannot be a negative number — you cannot have a hall that is −12 metres wide. Negative solutions are mathematically valid but have no meaning in this real-world context. Therefore w = −12 is rejected.</w:t>
-            </w:r>
-          </w:p>
-          <w:p>
-            <w:pPr>
-              <w:spacing w:after="40" w:before="0"/>
-              <w:jc w:val="left"/>
-            </w:pPr>
-            <w:r>
-              <w:rPr>
-                <w:rFonts w:ascii="Arial" w:cs="Arial" w:eastAsia="Arial" w:hAnsi="Arial"/>
-                <w:b w:val="false"/>
-                <w:bCs w:val="false"/>
-                <w:i w:val="false"/>
-                <w:iCs w:val="false"/>
-                <w:color w:val="000000"/>
-                <w:sz w:val="18"/>
-                <w:szCs w:val="18"/>
-              </w:rPr>
-              <w:t xml:space="preserve">The valid solution is w = 10 metres.</w:t>
-            </w:r>
-          </w:p>
-          <w:p>
-            <w:pPr>
-              <w:spacing w:after="40" w:before="0"/>
-              <w:jc w:val="left"/>
-            </w:pPr>
-            <w:r>
-              <w:rPr>
-                <w:rFonts w:ascii="Arial" w:cs="Arial" w:eastAsia="Arial" w:hAnsi="Arial"/>
-                <w:b w:val="false"/>
-                <w:bCs w:val="false"/>
-                <w:i w:val="false"/>
-                <w:iCs w:val="false"/>
-                <w:color w:val="000000"/>
-                <w:sz w:val="18"/>
-                <w:szCs w:val="18"/>
-              </w:rPr>
-              <w:t xml:space="preserve"/>
-            </w:r>
-          </w:p>
-          <w:p>
-            <w:pPr>
-              <w:spacing w:after="40" w:before="0"/>
-              <w:jc w:val="left"/>
-            </w:pPr>
-            <w:r>
-              <w:rPr>
-                <w:rFonts w:ascii="Arial" w:cs="Arial" w:eastAsia="Arial" w:hAnsi="Arial"/>
-                <w:b w:val="false"/>
-                <w:bCs w:val="false"/>
-                <w:i w:val="false"/>
-                <w:iCs w:val="false"/>
-                <w:color w:val="000000"/>
-                <w:sz w:val="18"/>
-                <w:szCs w:val="18"/>
-              </w:rPr>
-              <w:t xml:space="preserve">(d) Length = w + 2 = 10 + 2 = 12 metres.</w:t>
-            </w:r>
-          </w:p>
-          <w:p>
-            <w:pPr>
-              <w:spacing w:after="40" w:before="0"/>
-              <w:jc w:val="left"/>
-            </w:pPr>
-            <w:r>
-              <w:rPr>
-                <w:rFonts w:ascii="Arial" w:cs="Arial" w:eastAsia="Arial" w:hAnsi="Arial"/>
-                <w:b w:val="false"/>
-                <w:bCs w:val="false"/>
-                <w:i w:val="false"/>
-                <w:iCs w:val="false"/>
-                <w:color w:val="000000"/>
-                <w:sz w:val="18"/>
-                <w:szCs w:val="18"/>
-              </w:rPr>
-              <w:t xml:space="preserve">The hall is 10 m wide and 12 m long.</w:t>
-            </w:r>
-          </w:p>
-          <w:p>
-            <w:pPr>
-              <w:spacing w:after="40" w:before="0"/>
-              <w:jc w:val="left"/>
-            </w:pPr>
-            <w:r>
-              <w:rPr>
-                <w:rFonts w:ascii="Arial" w:cs="Arial" w:eastAsia="Arial" w:hAnsi="Arial"/>
-                <w:b w:val="false"/>
-                <w:bCs w:val="false"/>
-                <w:i w:val="false"/>
-                <w:iCs w:val="false"/>
-                <w:color w:val="000000"/>
-                <w:sz w:val="18"/>
-                <w:szCs w:val="18"/>
-              </w:rPr>
-              <w:t xml:space="preserve"/>
-            </w:r>
-          </w:p>
-          <w:p>
-            <w:pPr>
-              <w:spacing w:after="40" w:before="0"/>
-              <w:jc w:val="left"/>
-            </w:pPr>
-            <w:r>
-              <w:rPr>
-                <w:rFonts w:ascii="Arial" w:cs="Arial" w:eastAsia="Arial" w:hAnsi="Arial"/>
-                <w:b w:val="false"/>
-                <w:bCs w:val="false"/>
-                <w:i w:val="false"/>
-                <w:iCs w:val="false"/>
-                <w:color w:val="000000"/>
-                <w:sz w:val="18"/>
-                <w:szCs w:val="18"/>
-              </w:rPr>
-              <w:t xml:space="preserve">Check: 10 × 12 = 120 m²  ✓</w:t>
+                <w:i/>
+                <w:iCs/>
+                <w:color w:val="808080"/>
+                <w:sz w:val="18"/>
+                <w:szCs w:val="18"/>
+              </w:rPr>
+              <w:t xml:space="preserve">Write your answer here:</w:t>
             </w:r>
           </w:p>
         </w:tc>
@@ -1407,14 +710,12 @@
         <w:tblLayout w:type="fixed"/>
       </w:tblPr>
       <w:tblGrid>
-        <w:gridCol w:w="3000"/>
-        <w:gridCol w:w="10680"/>
+        <w:gridCol w:w="13680"/>
       </w:tblGrid>
       <w:tr>
         <w:tc>
           <w:tcPr>
             <w:tcW w:type="dxa" w:w="13680"/>
-            <w:gridSpan w:val="2"/>
             <w:shd w:fill="1F3864" w:color="auto" w:val="clear"/>
             <w:tcMar>
               <w:top w:type="dxa" w:w="60"/>
@@ -1440,15 +741,15 @@
                 <w:sz w:val="22"/>
                 <w:szCs w:val="22"/>
               </w:rPr>
-              <w:t xml:space="preserve">Section 3: Solving by the Quadratic Formula (Alternative Method)</w:t>
-            </w:r>
-          </w:p>
-        </w:tc>
-      </w:tr>
-      <w:tr>
-        <w:tc>
-          <w:tcPr>
-            <w:tcW w:type="dxa" w:w="3000"/>
+              <w:t xml:space="preserve">Section 3: Three methods, one hall</w:t>
+            </w:r>
+          </w:p>
+        </w:tc>
+      </w:tr>
+      <w:tr>
+        <w:tc>
+          <w:tcPr>
+            <w:tcW w:type="dxa" w:w="13680"/>
             <w:shd w:fill="D9EEF1" w:color="auto" w:val="clear"/>
             <w:tcMar>
               <w:top w:type="dxa" w:w="60"/>
@@ -1474,146 +775,18 @@
                 <w:sz w:val="18"/>
                 <w:szCs w:val="18"/>
               </w:rPr>
-              <w:t xml:space="preserve">The quadratic formula can solve any quadratic equation of the form ax² + bx + c = 0:</w:t>
-            </w:r>
-          </w:p>
-          <w:p>
-            <w:pPr>
-              <w:spacing w:after="40" w:before="0"/>
-              <w:jc w:val="left"/>
-            </w:pPr>
-            <w:r>
-              <w:rPr>
-                <w:rFonts w:ascii="Arial" w:cs="Arial" w:eastAsia="Arial" w:hAnsi="Arial"/>
-                <w:b/>
-                <w:bCs/>
-                <w:i w:val="false"/>
-                <w:iCs w:val="false"/>
-                <w:color w:val="000000"/>
-                <w:sz w:val="18"/>
-                <w:szCs w:val="18"/>
-              </w:rPr>
-              <w:t xml:space="preserve"/>
-            </w:r>
-          </w:p>
-          <w:p>
-            <w:pPr>
-              <w:spacing w:after="40" w:before="0"/>
-              <w:jc w:val="left"/>
-            </w:pPr>
-            <w:r>
-              <w:rPr>
-                <w:rFonts w:ascii="Arial" w:cs="Arial" w:eastAsia="Arial" w:hAnsi="Arial"/>
-                <w:b/>
-                <w:bCs/>
-                <w:i w:val="false"/>
-                <w:iCs w:val="false"/>
-                <w:color w:val="000000"/>
-                <w:sz w:val="18"/>
-                <w:szCs w:val="18"/>
-              </w:rPr>
-              <w:t xml:space="preserve">x = (−b ± √(b² − 4ac)) / 2a</w:t>
-            </w:r>
-          </w:p>
-          <w:p>
-            <w:pPr>
-              <w:spacing w:after="40" w:before="0"/>
-              <w:jc w:val="left"/>
-            </w:pPr>
-            <w:r>
-              <w:rPr>
-                <w:rFonts w:ascii="Arial" w:cs="Arial" w:eastAsia="Arial" w:hAnsi="Arial"/>
-                <w:b/>
-                <w:bCs/>
-                <w:i w:val="false"/>
-                <w:iCs w:val="false"/>
-                <w:color w:val="000000"/>
-                <w:sz w:val="18"/>
-                <w:szCs w:val="18"/>
-              </w:rPr>
-              <w:t xml:space="preserve"/>
-            </w:r>
-          </w:p>
-          <w:p>
-            <w:pPr>
-              <w:spacing w:after="40" w:before="0"/>
-              <w:jc w:val="left"/>
-            </w:pPr>
-            <w:r>
-              <w:rPr>
-                <w:rFonts w:ascii="Arial" w:cs="Arial" w:eastAsia="Arial" w:hAnsi="Arial"/>
-                <w:b/>
-                <w:bCs/>
-                <w:i w:val="false"/>
-                <w:iCs w:val="false"/>
-                <w:color w:val="000000"/>
-                <w:sz w:val="18"/>
-                <w:szCs w:val="18"/>
-              </w:rPr>
-              <w:t xml:space="preserve">(a) Identify the values of a, b, and c in the equation w² + 2w − 120 = 0.</w:t>
-            </w:r>
-          </w:p>
-          <w:p>
-            <w:pPr>
-              <w:spacing w:after="40" w:before="0"/>
-              <w:jc w:val="left"/>
-            </w:pPr>
-            <w:r>
-              <w:rPr>
-                <w:rFonts w:ascii="Arial" w:cs="Arial" w:eastAsia="Arial" w:hAnsi="Arial"/>
-                <w:b/>
-                <w:bCs/>
-                <w:i w:val="false"/>
-                <w:iCs w:val="false"/>
-                <w:color w:val="000000"/>
-                <w:sz w:val="18"/>
-                <w:szCs w:val="18"/>
-              </w:rPr>
-              <w:t xml:space="preserve">(b) Substitute these values into the quadratic formula and solve for w. Show every line of working.</w:t>
-            </w:r>
-          </w:p>
-          <w:p>
-            <w:pPr>
-              <w:spacing w:after="40" w:before="0"/>
-              <w:jc w:val="left"/>
-            </w:pPr>
-            <w:r>
-              <w:rPr>
-                <w:rFonts w:ascii="Arial" w:cs="Arial" w:eastAsia="Arial" w:hAnsi="Arial"/>
-                <w:b/>
-                <w:bCs/>
-                <w:i w:val="false"/>
-                <w:iCs w:val="false"/>
-                <w:color w:val="000000"/>
-                <w:sz w:val="18"/>
-                <w:szCs w:val="18"/>
-              </w:rPr>
-              <w:t xml:space="preserve">(c) Do your answers match the solutions from Section 2? What does this tell you about the two methods?</w:t>
-            </w:r>
-          </w:p>
-          <w:p>
-            <w:pPr>
-              <w:spacing w:after="40" w:before="0"/>
-              <w:jc w:val="left"/>
-            </w:pPr>
-            <w:r>
-              <w:rPr>
-                <w:rFonts w:ascii="Arial" w:cs="Arial" w:eastAsia="Arial" w:hAnsi="Arial"/>
-                <w:b/>
-                <w:bCs/>
-                <w:i w:val="false"/>
-                <w:iCs w:val="false"/>
-                <w:color w:val="000000"/>
-                <w:sz w:val="18"/>
-                <w:szCs w:val="18"/>
-              </w:rPr>
-              <w:t xml:space="preserve">(d) Explain what the discriminant (b² − 4ac) tells us about the number of solutions. What would it mean for the hall project if the discriminant were negative?</w:t>
-            </w:r>
-          </w:p>
-        </w:tc>
-        <w:tc>
-          <w:tcPr>
-            <w:tcW w:type="dxa" w:w="10680"/>
+              <w:t xml:space="preserve">(a) Show how you would solve w² + 2w − 120 = 0 by completing the square. (b) Show how you would solve it using the quadratic formula. (c) Compare the three methods you have learned (factorisation, completing the square and the quadratic formula). When is each most useful? Use the Nakuru school garden equation x² + 6x = 48 or another example from class to support your answer.</w:t>
+            </w:r>
+          </w:p>
+        </w:tc>
+      </w:tr>
+      <w:tr>
+        <w:trPr>
+          <w:trHeight w:val="4200" w:hRule="atLeast"/>
+        </w:trPr>
+        <w:tc>
+          <w:tcPr>
+            <w:tcW w:type="dxa" w:w="13680"/>
             <w:shd w:fill="FFFFFF" w:color="auto" w:val="clear"/>
             <w:tcMar>
               <w:top w:type="dxa" w:w="60"/>
@@ -1633,260 +806,13 @@
                 <w:rFonts w:ascii="Arial" w:cs="Arial" w:eastAsia="Arial" w:hAnsi="Arial"/>
                 <w:b w:val="false"/>
                 <w:bCs w:val="false"/>
-                <w:i w:val="false"/>
-                <w:iCs w:val="false"/>
-                <w:color w:val="000000"/>
-                <w:sz w:val="18"/>
-                <w:szCs w:val="18"/>
-              </w:rPr>
-              <w:t xml:space="preserve">(a) Comparing w² + 2w − 120 = 0 with aw² + bw + c = 0:</w:t>
-            </w:r>
-          </w:p>
-          <w:p>
-            <w:pPr>
-              <w:spacing w:after="40" w:before="0"/>
-              <w:jc w:val="left"/>
-            </w:pPr>
-            <w:r>
-              <w:rPr>
-                <w:rFonts w:ascii="Arial" w:cs="Arial" w:eastAsia="Arial" w:hAnsi="Arial"/>
-                <w:b w:val="false"/>
-                <w:bCs w:val="false"/>
-                <w:i w:val="false"/>
-                <w:iCs w:val="false"/>
-                <w:color w:val="000000"/>
-                <w:sz w:val="18"/>
-                <w:szCs w:val="18"/>
-              </w:rPr>
-              <w:t xml:space="preserve">a = 1,  b = 2,  c = −120</w:t>
-            </w:r>
-          </w:p>
-          <w:p>
-            <w:pPr>
-              <w:spacing w:after="40" w:before="0"/>
-              <w:jc w:val="left"/>
-            </w:pPr>
-            <w:r>
-              <w:rPr>
-                <w:rFonts w:ascii="Arial" w:cs="Arial" w:eastAsia="Arial" w:hAnsi="Arial"/>
-                <w:b w:val="false"/>
-                <w:bCs w:val="false"/>
-                <w:i w:val="false"/>
-                <w:iCs w:val="false"/>
-                <w:color w:val="000000"/>
-                <w:sz w:val="18"/>
-                <w:szCs w:val="18"/>
-              </w:rPr>
-              <w:t xml:space="preserve"/>
-            </w:r>
-          </w:p>
-          <w:p>
-            <w:pPr>
-              <w:spacing w:after="40" w:before="0"/>
-              <w:jc w:val="left"/>
-            </w:pPr>
-            <w:r>
-              <w:rPr>
-                <w:rFonts w:ascii="Arial" w:cs="Arial" w:eastAsia="Arial" w:hAnsi="Arial"/>
-                <w:b w:val="false"/>
-                <w:bCs w:val="false"/>
-                <w:i w:val="false"/>
-                <w:iCs w:val="false"/>
-                <w:color w:val="000000"/>
-                <w:sz w:val="18"/>
-                <w:szCs w:val="18"/>
-              </w:rPr>
-              <w:t xml:space="preserve">(b) w = (−2 ± √(2² − 4 × 1 × (−120))) / (2 × 1)</w:t>
-            </w:r>
-          </w:p>
-          <w:p>
-            <w:pPr>
-              <w:spacing w:after="40" w:before="0"/>
-              <w:jc w:val="left"/>
-            </w:pPr>
-            <w:r>
-              <w:rPr>
-                <w:rFonts w:ascii="Arial" w:cs="Arial" w:eastAsia="Arial" w:hAnsi="Arial"/>
-                <w:b w:val="false"/>
-                <w:bCs w:val="false"/>
-                <w:i w:val="false"/>
-                <w:iCs w:val="false"/>
-                <w:color w:val="000000"/>
-                <w:sz w:val="18"/>
-                <w:szCs w:val="18"/>
-              </w:rPr>
-              <w:t xml:space="preserve">w = (−2 ± √(4 + 480)) / 2</w:t>
-            </w:r>
-          </w:p>
-          <w:p>
-            <w:pPr>
-              <w:spacing w:after="40" w:before="0"/>
-              <w:jc w:val="left"/>
-            </w:pPr>
-            <w:r>
-              <w:rPr>
-                <w:rFonts w:ascii="Arial" w:cs="Arial" w:eastAsia="Arial" w:hAnsi="Arial"/>
-                <w:b w:val="false"/>
-                <w:bCs w:val="false"/>
-                <w:i w:val="false"/>
-                <w:iCs w:val="false"/>
-                <w:color w:val="000000"/>
-                <w:sz w:val="18"/>
-                <w:szCs w:val="18"/>
-              </w:rPr>
-              <w:t xml:space="preserve">w = (−2 ± √484) / 2</w:t>
-            </w:r>
-          </w:p>
-          <w:p>
-            <w:pPr>
-              <w:spacing w:after="40" w:before="0"/>
-              <w:jc w:val="left"/>
-            </w:pPr>
-            <w:r>
-              <w:rPr>
-                <w:rFonts w:ascii="Arial" w:cs="Arial" w:eastAsia="Arial" w:hAnsi="Arial"/>
-                <w:b w:val="false"/>
-                <w:bCs w:val="false"/>
-                <w:i w:val="false"/>
-                <w:iCs w:val="false"/>
-                <w:color w:val="000000"/>
-                <w:sz w:val="18"/>
-                <w:szCs w:val="18"/>
-              </w:rPr>
-              <w:t xml:space="preserve">w = (−2 ± 22) / 2</w:t>
-            </w:r>
-          </w:p>
-          <w:p>
-            <w:pPr>
-              <w:spacing w:after="40" w:before="0"/>
-              <w:jc w:val="left"/>
-            </w:pPr>
-            <w:r>
-              <w:rPr>
-                <w:rFonts w:ascii="Arial" w:cs="Arial" w:eastAsia="Arial" w:hAnsi="Arial"/>
-                <w:b w:val="false"/>
-                <w:bCs w:val="false"/>
-                <w:i w:val="false"/>
-                <w:iCs w:val="false"/>
-                <w:color w:val="000000"/>
-                <w:sz w:val="18"/>
-                <w:szCs w:val="18"/>
-              </w:rPr>
-              <w:t xml:space="preserve"/>
-            </w:r>
-          </w:p>
-          <w:p>
-            <w:pPr>
-              <w:spacing w:after="40" w:before="0"/>
-              <w:jc w:val="left"/>
-            </w:pPr>
-            <w:r>
-              <w:rPr>
-                <w:rFonts w:ascii="Arial" w:cs="Arial" w:eastAsia="Arial" w:hAnsi="Arial"/>
-                <w:b w:val="false"/>
-                <w:bCs w:val="false"/>
-                <w:i w:val="false"/>
-                <w:iCs w:val="false"/>
-                <w:color w:val="000000"/>
-                <w:sz w:val="18"/>
-                <w:szCs w:val="18"/>
-              </w:rPr>
-              <w:t xml:space="preserve">Solution 1: w = (−2 + 22) / 2 = 20 / 2 = 10</w:t>
-            </w:r>
-          </w:p>
-          <w:p>
-            <w:pPr>
-              <w:spacing w:after="40" w:before="0"/>
-              <w:jc w:val="left"/>
-            </w:pPr>
-            <w:r>
-              <w:rPr>
-                <w:rFonts w:ascii="Arial" w:cs="Arial" w:eastAsia="Arial" w:hAnsi="Arial"/>
-                <w:b w:val="false"/>
-                <w:bCs w:val="false"/>
-                <w:i w:val="false"/>
-                <w:iCs w:val="false"/>
-                <w:color w:val="000000"/>
-                <w:sz w:val="18"/>
-                <w:szCs w:val="18"/>
-              </w:rPr>
-              <w:t xml:space="preserve">Solution 2: w = (−2 − 22) / 2 = −24 / 2 = −12</w:t>
-            </w:r>
-          </w:p>
-          <w:p>
-            <w:pPr>
-              <w:spacing w:after="40" w:before="0"/>
-              <w:jc w:val="left"/>
-            </w:pPr>
-            <w:r>
-              <w:rPr>
-                <w:rFonts w:ascii="Arial" w:cs="Arial" w:eastAsia="Arial" w:hAnsi="Arial"/>
-                <w:b w:val="false"/>
-                <w:bCs w:val="false"/>
-                <w:i w:val="false"/>
-                <w:iCs w:val="false"/>
-                <w:color w:val="000000"/>
-                <w:sz w:val="18"/>
-                <w:szCs w:val="18"/>
-              </w:rPr>
-              <w:t xml:space="preserve"/>
-            </w:r>
-          </w:p>
-          <w:p>
-            <w:pPr>
-              <w:spacing w:after="40" w:before="0"/>
-              <w:jc w:val="left"/>
-            </w:pPr>
-            <w:r>
-              <w:rPr>
-                <w:rFonts w:ascii="Arial" w:cs="Arial" w:eastAsia="Arial" w:hAnsi="Arial"/>
-                <w:b w:val="false"/>
-                <w:bCs w:val="false"/>
-                <w:i w:val="false"/>
-                <w:iCs w:val="false"/>
-                <w:color w:val="000000"/>
-                <w:sz w:val="18"/>
-                <w:szCs w:val="18"/>
-              </w:rPr>
-              <w:t xml:space="preserve">(c) Yes — both methods give w = 10 and w = −12. This shows that factorisation and the quadratic formula are equivalent methods. When factorisation is straightforward, it is faster; the formula is useful when factors are not obvious or when solutions are not whole numbers.</w:t>
-            </w:r>
-          </w:p>
-          <w:p>
-            <w:pPr>
-              <w:spacing w:after="40" w:before="0"/>
-              <w:jc w:val="left"/>
-            </w:pPr>
-            <w:r>
-              <w:rPr>
-                <w:rFonts w:ascii="Arial" w:cs="Arial" w:eastAsia="Arial" w:hAnsi="Arial"/>
-                <w:b w:val="false"/>
-                <w:bCs w:val="false"/>
-                <w:i w:val="false"/>
-                <w:iCs w:val="false"/>
-                <w:color w:val="000000"/>
-                <w:sz w:val="18"/>
-                <w:szCs w:val="18"/>
-              </w:rPr>
-              <w:t xml:space="preserve"/>
-            </w:r>
-          </w:p>
-          <w:p>
-            <w:pPr>
-              <w:spacing w:after="40" w:before="0"/>
-              <w:jc w:val="left"/>
-            </w:pPr>
-            <w:r>
-              <w:rPr>
-                <w:rFonts w:ascii="Arial" w:cs="Arial" w:eastAsia="Arial" w:hAnsi="Arial"/>
-                <w:b w:val="false"/>
-                <w:bCs w:val="false"/>
-                <w:i w:val="false"/>
-                <w:iCs w:val="false"/>
-                <w:color w:val="000000"/>
-                <w:sz w:val="18"/>
-                <w:szCs w:val="18"/>
-              </w:rPr>
-              <w:t xml:space="preserve">(d) The discriminant is b² − 4ac = 484 &gt; 0, which means the equation has two distinct real solutions. If the discriminant were negative, there would be no real solutions — meaning no real width exists that gives that exact area. For the hall project, this would mean the committee's area target is mathematically impossible with the given length–width relationship, and they would need to revise their plans.</w:t>
+                <w:i/>
+                <w:iCs/>
+                <w:color w:val="808080"/>
+                <w:sz w:val="18"/>
+                <w:szCs w:val="18"/>
+              </w:rPr>
+              <w:t xml:space="preserve">Write your answer here:</w:t>
             </w:r>
           </w:p>
         </w:tc>
@@ -1914,14 +840,12 @@
         <w:tblLayout w:type="fixed"/>
       </w:tblPr>
       <w:tblGrid>
-        <w:gridCol w:w="3000"/>
-        <w:gridCol w:w="10680"/>
+        <w:gridCol w:w="13680"/>
       </w:tblGrid>
       <w:tr>
         <w:tc>
           <w:tcPr>
             <w:tcW w:type="dxa" w:w="13680"/>
-            <w:gridSpan w:val="2"/>
             <w:shd w:fill="1F3864" w:color="auto" w:val="clear"/>
             <w:tcMar>
               <w:top w:type="dxa" w:w="60"/>
@@ -1947,15 +871,15 @@
                 <w:sz w:val="22"/>
                 <w:szCs w:val="22"/>
               </w:rPr>
-              <w:t xml:space="preserve">Section 4: Connecting Quadratic Equations to Graphs</w:t>
-            </w:r>
-          </w:p>
-        </w:tc>
-      </w:tr>
-      <w:tr>
-        <w:tc>
-          <w:tcPr>
-            <w:tcW w:type="dxa" w:w="3000"/>
+              <w:t xml:space="preserve">Section 4: Interpreting solutions in another community context</w:t>
+            </w:r>
+          </w:p>
+        </w:tc>
+      </w:tr>
+      <w:tr>
+        <w:tc>
+          <w:tcPr>
+            <w:tcW w:type="dxa" w:w="13680"/>
             <w:shd w:fill="D9EEF1" w:color="auto" w:val="clear"/>
             <w:tcMar>
               <w:top w:type="dxa" w:w="60"/>
@@ -1981,89 +905,18 @@
                 <w:sz w:val="18"/>
                 <w:szCs w:val="18"/>
               </w:rPr>
-              <w:t xml:space="preserve">The quadratic equation w² + 2w − 120 = 0 is related to the quadratic function f(w) = w² + 2w − 120.</w:t>
-            </w:r>
-          </w:p>
-          <w:p>
-            <w:pPr>
-              <w:spacing w:after="40" w:before="0"/>
-              <w:jc w:val="left"/>
-            </w:pPr>
-            <w:r>
-              <w:rPr>
-                <w:rFonts w:ascii="Arial" w:cs="Arial" w:eastAsia="Arial" w:hAnsi="Arial"/>
-                <w:b/>
-                <w:bCs/>
-                <w:i w:val="false"/>
-                <w:iCs w:val="false"/>
-                <w:color w:val="000000"/>
-                <w:sz w:val="18"/>
-                <w:szCs w:val="18"/>
-              </w:rPr>
-              <w:t xml:space="preserve"/>
-            </w:r>
-          </w:p>
-          <w:p>
-            <w:pPr>
-              <w:spacing w:after="40" w:before="0"/>
-              <w:jc w:val="left"/>
-            </w:pPr>
-            <w:r>
-              <w:rPr>
-                <w:rFonts w:ascii="Arial" w:cs="Arial" w:eastAsia="Arial" w:hAnsi="Arial"/>
-                <w:b/>
-                <w:bCs/>
-                <w:i w:val="false"/>
-                <w:iCs w:val="false"/>
-                <w:color w:val="000000"/>
-                <w:sz w:val="18"/>
-                <w:szCs w:val="18"/>
-              </w:rPr>
-              <w:t xml:space="preserve">(a) Explain what the solutions (roots) of the equation represent on the graph of this function.</w:t>
-            </w:r>
-          </w:p>
-          <w:p>
-            <w:pPr>
-              <w:spacing w:after="40" w:before="0"/>
-              <w:jc w:val="left"/>
-            </w:pPr>
-            <w:r>
-              <w:rPr>
-                <w:rFonts w:ascii="Arial" w:cs="Arial" w:eastAsia="Arial" w:hAnsi="Arial"/>
-                <w:b/>
-                <w:bCs/>
-                <w:i w:val="false"/>
-                <w:iCs w:val="false"/>
-                <w:color w:val="000000"/>
-                <w:sz w:val="18"/>
-                <w:szCs w:val="18"/>
-              </w:rPr>
-              <w:t xml:space="preserve">(b) Sketch the graph of f(w) = w² + 2w − 120. Label: the two roots, the y-intercept, and the vertex (turning point). You may calculate the vertex using w = −b/2a.</w:t>
-            </w:r>
-          </w:p>
-          <w:p>
-            <w:pPr>
-              <w:spacing w:after="40" w:before="0"/>
-              <w:jc w:val="left"/>
-            </w:pPr>
-            <w:r>
-              <w:rPr>
-                <w:rFonts w:ascii="Arial" w:cs="Arial" w:eastAsia="Arial" w:hAnsi="Arial"/>
-                <w:b/>
-                <w:bCs/>
-                <w:i w:val="false"/>
-                <w:iCs w:val="false"/>
-                <w:color w:val="000000"/>
-                <w:sz w:val="18"/>
-                <w:szCs w:val="18"/>
-              </w:rPr>
-              <w:t xml:space="preserve">(c) The committee later considers a second design where the area must be at least 120 m². Shade the region on your graph that represents widths for which f(w) &lt; 0. What does this region tell the committee about acceptable widths?</w:t>
-            </w:r>
-          </w:p>
-        </w:tc>
-        <w:tc>
-          <w:tcPr>
-            <w:tcW w:type="dxa" w:w="10680"/>
+              <w:t xml:space="preserve">In Lesson 6, a stone was thrown upward from a Mombasa cliff, with height h(t) = −5t² + 20t + 25 metres after t seconds. (a) Write the equation you must solve to find when the stone hits the sea. (b) Use the discriminant to say how many real solutions there will be, before you solve. (c) Solve the equation and state which solution you accept. Explain your choice in a Claim-Evidence-Reasoning format.</w:t>
+            </w:r>
+          </w:p>
+        </w:tc>
+      </w:tr>
+      <w:tr>
+        <w:trPr>
+          <w:trHeight w:val="4200" w:hRule="atLeast"/>
+        </w:trPr>
+        <w:tc>
+          <w:tcPr>
+            <w:tcW w:type="dxa" w:w="13680"/>
             <w:shd w:fill="FFFFFF" w:color="auto" w:val="clear"/>
             <w:tcMar>
               <w:top w:type="dxa" w:w="60"/>
@@ -2083,226 +936,13 @@
                 <w:rFonts w:ascii="Arial" w:cs="Arial" w:eastAsia="Arial" w:hAnsi="Arial"/>
                 <w:b w:val="false"/>
                 <w:bCs w:val="false"/>
-                <w:i w:val="false"/>
-                <w:iCs w:val="false"/>
-                <w:color w:val="000000"/>
-                <w:sz w:val="18"/>
-                <w:szCs w:val="18"/>
-              </w:rPr>
-              <w:t xml:space="preserve">(a) The solutions of the equation w² + 2w − 120 = 0 are the values of w where the graph of f(w) crosses the horizontal axis (the w-axis). These are called the roots or zeros of the function. On the graph, the two roots appear at w = −12 and w = 10.</w:t>
-            </w:r>
-          </w:p>
-          <w:p>
-            <w:pPr>
-              <w:spacing w:after="40" w:before="0"/>
-              <w:jc w:val="left"/>
-            </w:pPr>
-            <w:r>
-              <w:rPr>
-                <w:rFonts w:ascii="Arial" w:cs="Arial" w:eastAsia="Arial" w:hAnsi="Arial"/>
-                <w:b w:val="false"/>
-                <w:bCs w:val="false"/>
-                <w:i w:val="false"/>
-                <w:iCs w:val="false"/>
-                <w:color w:val="000000"/>
-                <w:sz w:val="18"/>
-                <w:szCs w:val="18"/>
-              </w:rPr>
-              <w:t xml:space="preserve"/>
-            </w:r>
-          </w:p>
-          <w:p>
-            <w:pPr>
-              <w:spacing w:after="40" w:before="0"/>
-              <w:jc w:val="left"/>
-            </w:pPr>
-            <w:r>
-              <w:rPr>
-                <w:rFonts w:ascii="Arial" w:cs="Arial" w:eastAsia="Arial" w:hAnsi="Arial"/>
-                <w:b w:val="false"/>
-                <w:bCs w:val="false"/>
-                <w:i w:val="false"/>
-                <w:iCs w:val="false"/>
-                <w:color w:val="000000"/>
-                <w:sz w:val="18"/>
-                <w:szCs w:val="18"/>
-              </w:rPr>
-              <w:t xml:space="preserve">(b) Key features:</w:t>
-            </w:r>
-          </w:p>
-          <w:p>
-            <w:pPr>
-              <w:spacing w:after="30" w:before="0"/>
-              <w:ind w:left="360" w:hanging="180"/>
-              <w:jc w:val="left"/>
-            </w:pPr>
-            <w:r>
-              <w:rPr>
-                <w:rFonts w:ascii="Arial" w:cs="Arial" w:eastAsia="Arial" w:hAnsi="Arial"/>
-                <w:b w:val="false"/>
-                <w:bCs w:val="false"/>
-                <w:i w:val="false"/>
-                <w:iCs w:val="false"/>
-                <w:color w:val="000000"/>
-                <w:sz w:val="18"/>
-                <w:szCs w:val="18"/>
-              </w:rPr>
-              <w:t xml:space="preserve">–  Roots (x-intercepts): w = −12 and w = 10</w:t>
-            </w:r>
-          </w:p>
-          <w:p>
-            <w:pPr>
-              <w:spacing w:after="30" w:before="0"/>
-              <w:ind w:left="360" w:hanging="180"/>
-              <w:jc w:val="left"/>
-            </w:pPr>
-            <w:r>
-              <w:rPr>
-                <w:rFonts w:ascii="Arial" w:cs="Arial" w:eastAsia="Arial" w:hAnsi="Arial"/>
-                <w:b w:val="false"/>
-                <w:bCs w:val="false"/>
-                <w:i w:val="false"/>
-                <w:iCs w:val="false"/>
-                <w:color w:val="000000"/>
-                <w:sz w:val="18"/>
-                <w:szCs w:val="18"/>
-              </w:rPr>
-              <w:t xml:space="preserve">–  y-intercept: f(0) = 0 + 0 − 120 = −120  →  point (0, −120)</w:t>
-            </w:r>
-          </w:p>
-          <w:p>
-            <w:pPr>
-              <w:spacing w:after="30" w:before="0"/>
-              <w:ind w:left="360" w:hanging="180"/>
-              <w:jc w:val="left"/>
-            </w:pPr>
-            <w:r>
-              <w:rPr>
-                <w:rFonts w:ascii="Arial" w:cs="Arial" w:eastAsia="Arial" w:hAnsi="Arial"/>
-                <w:b w:val="false"/>
-                <w:bCs w:val="false"/>
-                <w:i w:val="false"/>
-                <w:iCs w:val="false"/>
-                <w:color w:val="000000"/>
-                <w:sz w:val="18"/>
-                <w:szCs w:val="18"/>
-              </w:rPr>
-              <w:t xml:space="preserve">–  Vertex: w = −b/2a = −2/2 = −1</w:t>
-            </w:r>
-          </w:p>
-          <w:p>
-            <w:pPr>
-              <w:spacing w:after="40" w:before="0"/>
-              <w:jc w:val="left"/>
-            </w:pPr>
-            <w:r>
-              <w:rPr>
-                <w:rFonts w:ascii="Arial" w:cs="Arial" w:eastAsia="Arial" w:hAnsi="Arial"/>
-                <w:b w:val="false"/>
-                <w:bCs w:val="false"/>
-                <w:i w:val="false"/>
-                <w:iCs w:val="false"/>
-                <w:color w:val="000000"/>
-                <w:sz w:val="18"/>
-                <w:szCs w:val="18"/>
-              </w:rPr>
-              <w:t xml:space="preserve">  f(−1) = (−1)² + 2(−1) − 120 = 1 − 2 − 120 = −121</w:t>
-            </w:r>
-          </w:p>
-          <w:p>
-            <w:pPr>
-              <w:spacing w:after="40" w:before="0"/>
-              <w:jc w:val="left"/>
-            </w:pPr>
-            <w:r>
-              <w:rPr>
-                <w:rFonts w:ascii="Arial" w:cs="Arial" w:eastAsia="Arial" w:hAnsi="Arial"/>
-                <w:b w:val="false"/>
-                <w:bCs w:val="false"/>
-                <w:i w:val="false"/>
-                <w:iCs w:val="false"/>
-                <w:color w:val="000000"/>
-                <w:sz w:val="18"/>
-                <w:szCs w:val="18"/>
-              </w:rPr>
-              <w:t xml:space="preserve">  Vertex: (−1, −121)</w:t>
-            </w:r>
-          </w:p>
-          <w:p>
-            <w:pPr>
-              <w:spacing w:after="30" w:before="0"/>
-              <w:ind w:left="360" w:hanging="180"/>
-              <w:jc w:val="left"/>
-            </w:pPr>
-            <w:r>
-              <w:rPr>
-                <w:rFonts w:ascii="Arial" w:cs="Arial" w:eastAsia="Arial" w:hAnsi="Arial"/>
-                <w:b w:val="false"/>
-                <w:bCs w:val="false"/>
-                <w:i w:val="false"/>
-                <w:iCs w:val="false"/>
-                <w:color w:val="000000"/>
-                <w:sz w:val="18"/>
-                <w:szCs w:val="18"/>
-              </w:rPr>
-              <w:t xml:space="preserve">–  The parabola opens upward (a = 1 &gt; 0).</w:t>
-            </w:r>
-          </w:p>
-          <w:p>
-            <w:pPr>
-              <w:spacing w:after="40" w:before="0"/>
-              <w:jc w:val="left"/>
-            </w:pPr>
-            <w:r>
-              <w:rPr>
-                <w:rFonts w:ascii="Arial" w:cs="Arial" w:eastAsia="Arial" w:hAnsi="Arial"/>
-                <w:b w:val="false"/>
-                <w:bCs w:val="false"/>
-                <w:i w:val="false"/>
-                <w:iCs w:val="false"/>
-                <w:color w:val="000000"/>
-                <w:sz w:val="18"/>
-                <w:szCs w:val="18"/>
-              </w:rPr>
-              <w:t xml:space="preserve">[Sketch: an upward-opening parabola crossing the w-axis at −12 and 10, with vertex at (−1, −121) and y-intercept at −120.]</w:t>
-            </w:r>
-          </w:p>
-          <w:p>
-            <w:pPr>
-              <w:spacing w:after="40" w:before="0"/>
-              <w:jc w:val="left"/>
-            </w:pPr>
-            <w:r>
-              <w:rPr>
-                <w:rFonts w:ascii="Arial" w:cs="Arial" w:eastAsia="Arial" w:hAnsi="Arial"/>
-                <w:b w:val="false"/>
-                <w:bCs w:val="false"/>
-                <w:i w:val="false"/>
-                <w:iCs w:val="false"/>
-                <w:color w:val="000000"/>
-                <w:sz w:val="18"/>
-                <w:szCs w:val="18"/>
-              </w:rPr>
-              <w:t xml:space="preserve"/>
-            </w:r>
-          </w:p>
-          <w:p>
-            <w:pPr>
-              <w:spacing w:after="40" w:before="0"/>
-              <w:jc w:val="left"/>
-            </w:pPr>
-            <w:r>
-              <w:rPr>
-                <w:rFonts w:ascii="Arial" w:cs="Arial" w:eastAsia="Arial" w:hAnsi="Arial"/>
-                <w:b w:val="false"/>
-                <w:bCs w:val="false"/>
-                <w:i w:val="false"/>
-                <w:iCs w:val="false"/>
-                <w:color w:val="000000"/>
-                <w:sz w:val="18"/>
-                <w:szCs w:val="18"/>
-              </w:rPr>
-              <w:t xml:space="preserve">(c) The region where f(w) &lt; 0 is between the two roots: −12 &lt; w &lt; 10. Since width must be positive, the relevant portion is 0 &lt; w &lt; 10. This tells the committee that any width less than 10 m (with length = w + 2) gives an area less than 120 m². To meet or exceed the 120 m² requirement, the width must be at least 10 m — confirming that w = 10 m is the minimum acceptable width for their design.</w:t>
+                <w:i/>
+                <w:iCs/>
+                <w:color w:val="808080"/>
+                <w:sz w:val="18"/>
+                <w:szCs w:val="18"/>
+              </w:rPr>
+              <w:t xml:space="preserve">Write your answer here:</w:t>
             </w:r>
           </w:p>
         </w:tc>
@@ -2330,14 +970,12 @@
         <w:tblLayout w:type="fixed"/>
       </w:tblPr>
       <w:tblGrid>
-        <w:gridCol w:w="3000"/>
-        <w:gridCol w:w="10680"/>
+        <w:gridCol w:w="13680"/>
       </w:tblGrid>
       <w:tr>
         <w:tc>
           <w:tcPr>
             <w:tcW w:type="dxa" w:w="13680"/>
-            <w:gridSpan w:val="2"/>
             <w:shd w:fill="1F3864" w:color="auto" w:val="clear"/>
             <w:tcMar>
               <w:top w:type="dxa" w:w="60"/>
@@ -2363,15 +1001,15 @@
                 <w:sz w:val="22"/>
                 <w:szCs w:val="22"/>
               </w:rPr>
-              <w:t xml:space="preserve">Section 5: Answering the Driving Question — Mathematics in the Community</w:t>
-            </w:r>
-          </w:p>
-        </w:tc>
-      </w:tr>
-      <w:tr>
-        <w:tc>
-          <w:tcPr>
-            <w:tcW w:type="dxa" w:w="3000"/>
+              <w:t xml:space="preserve">Section 5: Answering the driving question</w:t>
+            </w:r>
+          </w:p>
+        </w:tc>
+      </w:tr>
+      <w:tr>
+        <w:tc>
+          <w:tcPr>
+            <w:tcW w:type="dxa" w:w="13680"/>
             <w:shd w:fill="D9EEF1" w:color="auto" w:val="clear"/>
             <w:tcMar>
               <w:top w:type="dxa" w:w="60"/>
@@ -2397,108 +1035,18 @@
                 <w:sz w:val="18"/>
                 <w:szCs w:val="18"/>
               </w:rPr>
-              <w:t xml:space="preserve">Now bring everything together to answer the driving question in full.</w:t>
-            </w:r>
-          </w:p>
-          <w:p>
-            <w:pPr>
-              <w:spacing w:after="40" w:before="0"/>
-              <w:jc w:val="left"/>
-            </w:pPr>
-            <w:r>
-              <w:rPr>
-                <w:rFonts w:ascii="Arial" w:cs="Arial" w:eastAsia="Arial" w:hAnsi="Arial"/>
-                <w:b/>
-                <w:bCs/>
-                <w:i w:val="false"/>
-                <w:iCs w:val="false"/>
-                <w:color w:val="000000"/>
-                <w:sz w:val="18"/>
-                <w:szCs w:val="18"/>
-              </w:rPr>
-              <w:t xml:space="preserve"/>
-            </w:r>
-          </w:p>
-          <w:p>
-            <w:pPr>
-              <w:spacing w:after="40" w:before="0"/>
-              <w:jc w:val="left"/>
-            </w:pPr>
-            <w:r>
-              <w:rPr>
-                <w:rFonts w:ascii="Arial" w:cs="Arial" w:eastAsia="Arial" w:hAnsi="Arial"/>
-                <w:b/>
-                <w:bCs/>
-                <w:i w:val="false"/>
-                <w:iCs w:val="false"/>
-                <w:color w:val="000000"/>
-                <w:sz w:val="18"/>
-                <w:szCs w:val="18"/>
-              </w:rPr>
-              <w:t xml:space="preserve">(a) Summarise how quadratic equations differ from linear equations, using the Githurai hall as your example.</w:t>
-            </w:r>
-          </w:p>
-          <w:p>
-            <w:pPr>
-              <w:spacing w:after="40" w:before="0"/>
-              <w:jc w:val="left"/>
-            </w:pPr>
-            <w:r>
-              <w:rPr>
-                <w:rFonts w:ascii="Arial" w:cs="Arial" w:eastAsia="Arial" w:hAnsi="Arial"/>
-                <w:b/>
-                <w:bCs/>
-                <w:i w:val="false"/>
-                <w:iCs w:val="false"/>
-                <w:color w:val="000000"/>
-                <w:sz w:val="18"/>
-                <w:szCs w:val="18"/>
-              </w:rPr>
-              <w:t xml:space="preserve">(b) Describe the complete solution to the hall problem: state the dimensions you found, verify them, and explain what they mean for the community's building project.</w:t>
-            </w:r>
-          </w:p>
-          <w:p>
-            <w:pPr>
-              <w:spacing w:after="40" w:before="0"/>
-              <w:jc w:val="left"/>
-            </w:pPr>
-            <w:r>
-              <w:rPr>
-                <w:rFonts w:ascii="Arial" w:cs="Arial" w:eastAsia="Arial" w:hAnsi="Arial"/>
-                <w:b/>
-                <w:bCs/>
-                <w:i w:val="false"/>
-                <w:iCs w:val="false"/>
-                <w:color w:val="000000"/>
-                <w:sz w:val="18"/>
-                <w:szCs w:val="18"/>
-              </w:rPr>
-              <w:t xml:space="preserve">(c) Give ONE other example of a real planning or community problem in Kenya where a quadratic equation would be more useful than a linear equation. Describe the situation, define a variable, and write (but do not solve) the quadratic equation it would produce.</w:t>
-            </w:r>
-          </w:p>
-          <w:p>
-            <w:pPr>
-              <w:spacing w:after="40" w:before="0"/>
-              <w:jc w:val="left"/>
-            </w:pPr>
-            <w:r>
-              <w:rPr>
-                <w:rFonts w:ascii="Arial" w:cs="Arial" w:eastAsia="Arial" w:hAnsi="Arial"/>
-                <w:b/>
-                <w:bCs/>
-                <w:i w:val="false"/>
-                <w:iCs w:val="false"/>
-                <w:color w:val="000000"/>
-                <w:sz w:val="18"/>
-                <w:szCs w:val="18"/>
-              </w:rPr>
-              <w:t xml:space="preserve">(d) Reflect: Before this unit, you tried to find the hall's width by trial and error or guessing. How has learning quadratic equations changed the tools available to you? Why does this matter beyond the classroom?</w:t>
-            </w:r>
-          </w:p>
-        </w:tc>
-        <w:tc>
-          <w:tcPr>
-            <w:tcW w:type="dxa" w:w="10680"/>
+              <w:t xml:space="preserve">Write a clear explanation that answers the driving question: How can we use quadratic equations to find unknown dimensions and quantities that help our community solve real planning problems, like building the Harambee hall in Githurai? Use the following in your answer: (i) how quadratic expressions and equations differ from linear ones, (ii) the steps of your unit journey from the hall sketch to a solution, and (iii) why interpreting solutions in context matters. Include at least one other community example from the unit.</w:t>
+            </w:r>
+          </w:p>
+        </w:tc>
+      </w:tr>
+      <w:tr>
+        <w:trPr>
+          <w:trHeight w:val="4200" w:hRule="atLeast"/>
+        </w:trPr>
+        <w:tc>
+          <w:tcPr>
+            <w:tcW w:type="dxa" w:w="13680"/>
             <w:shd w:fill="FFFFFF" w:color="auto" w:val="clear"/>
             <w:tcMar>
               <w:top w:type="dxa" w:w="60"/>
@@ -2518,298 +1066,13 @@
                 <w:rFonts w:ascii="Arial" w:cs="Arial" w:eastAsia="Arial" w:hAnsi="Arial"/>
                 <w:b w:val="false"/>
                 <w:bCs w:val="false"/>
-                <w:i w:val="false"/>
-                <w:iCs w:val="false"/>
-                <w:color w:val="000000"/>
-                <w:sz w:val="18"/>
-                <w:szCs w:val="18"/>
-              </w:rPr>
-              <w:t xml:space="preserve">(a) A linear equation contains the unknown variable raised only to the power of 1 (e.g., 2w + 3 = 23), and its graph is a straight line. A quadratic equation contains the variable raised to the power of 2 as the highest power (e.g., w² + 2w − 120 = 0), and its graph is a parabola. In the Githurai hall problem, the area formula Area = w(w + 2) naturally produces a squared term because we are multiplying two lengths together — making a quadratic equation unavoidable. No linear method can find the exact answer.</w:t>
-            </w:r>
-          </w:p>
-          <w:p>
-            <w:pPr>
-              <w:spacing w:after="40" w:before="0"/>
-              <w:jc w:val="left"/>
-            </w:pPr>
-            <w:r>
-              <w:rPr>
-                <w:rFonts w:ascii="Arial" w:cs="Arial" w:eastAsia="Arial" w:hAnsi="Arial"/>
-                <w:b w:val="false"/>
-                <w:bCs w:val="false"/>
-                <w:i w:val="false"/>
-                <w:iCs w:val="false"/>
-                <w:color w:val="000000"/>
-                <w:sz w:val="18"/>
-                <w:szCs w:val="18"/>
-              </w:rPr>
-              <w:t xml:space="preserve"/>
-            </w:r>
-          </w:p>
-          <w:p>
-            <w:pPr>
-              <w:spacing w:after="40" w:before="0"/>
-              <w:jc w:val="left"/>
-            </w:pPr>
-            <w:r>
-              <w:rPr>
-                <w:rFonts w:ascii="Arial" w:cs="Arial" w:eastAsia="Arial" w:hAnsi="Arial"/>
-                <w:b w:val="false"/>
-                <w:bCs w:val="false"/>
-                <w:i w:val="false"/>
-                <w:iCs w:val="false"/>
-                <w:color w:val="000000"/>
-                <w:sz w:val="18"/>
-                <w:szCs w:val="18"/>
-              </w:rPr>
-              <w:t xml:space="preserve">(b) Using factorisation: w² + 2w − 120 = 0  →  (w + 12)(w − 10) = 0  →  w = 10 (rejecting w = −12).</w:t>
-            </w:r>
-          </w:p>
-          <w:p>
-            <w:pPr>
-              <w:spacing w:after="40" w:before="0"/>
-              <w:jc w:val="left"/>
-            </w:pPr>
-            <w:r>
-              <w:rPr>
-                <w:rFonts w:ascii="Arial" w:cs="Arial" w:eastAsia="Arial" w:hAnsi="Arial"/>
-                <w:b w:val="false"/>
-                <w:bCs w:val="false"/>
-                <w:i w:val="false"/>
-                <w:iCs w:val="false"/>
-                <w:color w:val="000000"/>
-                <w:sz w:val="18"/>
-                <w:szCs w:val="18"/>
-              </w:rPr>
-              <w:t xml:space="preserve">Width = 10 m,  Length = 12 m.</w:t>
-            </w:r>
-          </w:p>
-          <w:p>
-            <w:pPr>
-              <w:spacing w:after="40" w:before="0"/>
-              <w:jc w:val="left"/>
-            </w:pPr>
-            <w:r>
-              <w:rPr>
-                <w:rFonts w:ascii="Arial" w:cs="Arial" w:eastAsia="Arial" w:hAnsi="Arial"/>
-                <w:b w:val="false"/>
-                <w:bCs w:val="false"/>
-                <w:i w:val="false"/>
-                <w:iCs w:val="false"/>
-                <w:color w:val="000000"/>
-                <w:sz w:val="18"/>
-                <w:szCs w:val="18"/>
-              </w:rPr>
-              <w:t xml:space="preserve">Verification: 10 × 12 = 120 m²  ✓</w:t>
-            </w:r>
-          </w:p>
-          <w:p>
-            <w:pPr>
-              <w:spacing w:after="40" w:before="0"/>
-              <w:jc w:val="left"/>
-            </w:pPr>
-            <w:r>
-              <w:rPr>
-                <w:rFonts w:ascii="Arial" w:cs="Arial" w:eastAsia="Arial" w:hAnsi="Arial"/>
-                <w:b w:val="false"/>
-                <w:bCs w:val="false"/>
-                <w:i w:val="false"/>
-                <w:iCs w:val="false"/>
-                <w:color w:val="000000"/>
-                <w:sz w:val="18"/>
-                <w:szCs w:val="18"/>
-              </w:rPr>
-              <w:t xml:space="preserve">For the community in Githurai, this means the construction team can now draw accurate plans, order the correct amount of materials, and ensure the hall meets its design requirement. A mathematical solution replaces guesswork with certainty.</w:t>
-            </w:r>
-          </w:p>
-          <w:p>
-            <w:pPr>
-              <w:spacing w:after="40" w:before="0"/>
-              <w:jc w:val="left"/>
-            </w:pPr>
-            <w:r>
-              <w:rPr>
-                <w:rFonts w:ascii="Arial" w:cs="Arial" w:eastAsia="Arial" w:hAnsi="Arial"/>
-                <w:b w:val="false"/>
-                <w:bCs w:val="false"/>
-                <w:i w:val="false"/>
-                <w:iCs w:val="false"/>
-                <w:color w:val="000000"/>
-                <w:sz w:val="18"/>
-                <w:szCs w:val="18"/>
-              </w:rPr>
-              <w:t xml:space="preserve"/>
-            </w:r>
-          </w:p>
-          <w:p>
-            <w:pPr>
-              <w:spacing w:after="40" w:before="0"/>
-              <w:jc w:val="left"/>
-            </w:pPr>
-            <w:r>
-              <w:rPr>
-                <w:rFonts w:ascii="Arial" w:cs="Arial" w:eastAsia="Arial" w:hAnsi="Arial"/>
-                <w:b w:val="false"/>
-                <w:bCs w:val="false"/>
-                <w:i w:val="false"/>
-                <w:iCs w:val="false"/>
-                <w:color w:val="000000"/>
-                <w:sz w:val="18"/>
-                <w:szCs w:val="18"/>
-              </w:rPr>
-              <w:t xml:space="preserve">(c) Example — Designing a maize storage shed in Kericho:</w:t>
-            </w:r>
-          </w:p>
-          <w:p>
-            <w:pPr>
-              <w:spacing w:after="40" w:before="0"/>
-              <w:jc w:val="left"/>
-            </w:pPr>
-            <w:r>
-              <w:rPr>
-                <w:rFonts w:ascii="Arial" w:cs="Arial" w:eastAsia="Arial" w:hAnsi="Arial"/>
-                <w:b w:val="false"/>
-                <w:bCs w:val="false"/>
-                <w:i w:val="false"/>
-                <w:iCs w:val="false"/>
-                <w:color w:val="000000"/>
-                <w:sz w:val="18"/>
-                <w:szCs w:val="18"/>
-              </w:rPr>
-              <w:t xml:space="preserve">A farmers' cooperative in Kericho wants to fence a rectangular storage area using exactly 40 metres of fencing, and they need the area to be 96 m².</w:t>
-            </w:r>
-          </w:p>
-          <w:p>
-            <w:pPr>
-              <w:spacing w:after="40" w:before="0"/>
-              <w:jc w:val="left"/>
-            </w:pPr>
-            <w:r>
-              <w:rPr>
-                <w:rFonts w:ascii="Arial" w:cs="Arial" w:eastAsia="Arial" w:hAnsi="Arial"/>
-                <w:b w:val="false"/>
-                <w:bCs w:val="false"/>
-                <w:i w:val="false"/>
-                <w:iCs w:val="false"/>
-                <w:color w:val="000000"/>
-                <w:sz w:val="18"/>
-                <w:szCs w:val="18"/>
-              </w:rPr>
-              <w:t xml:space="preserve">Let the width be x metres. Then the length is (20 − x) metres [since 2x + 2l = 40, so l = 20 − x].</w:t>
-            </w:r>
-          </w:p>
-          <w:p>
-            <w:pPr>
-              <w:spacing w:after="40" w:before="0"/>
-              <w:jc w:val="left"/>
-            </w:pPr>
-            <w:r>
-              <w:rPr>
-                <w:rFonts w:ascii="Arial" w:cs="Arial" w:eastAsia="Arial" w:hAnsi="Arial"/>
-                <w:b w:val="false"/>
-                <w:bCs w:val="false"/>
-                <w:i w:val="false"/>
-                <w:iCs w:val="false"/>
-                <w:color w:val="000000"/>
-                <w:sz w:val="18"/>
-                <w:szCs w:val="18"/>
-              </w:rPr>
-              <w:t xml:space="preserve">Area: x(20 − x) = 96</w:t>
-            </w:r>
-          </w:p>
-          <w:p>
-            <w:pPr>
-              <w:spacing w:after="40" w:before="0"/>
-              <w:jc w:val="left"/>
-            </w:pPr>
-            <w:r>
-              <w:rPr>
-                <w:rFonts w:ascii="Arial" w:cs="Arial" w:eastAsia="Arial" w:hAnsi="Arial"/>
-                <w:b w:val="false"/>
-                <w:bCs w:val="false"/>
-                <w:i w:val="false"/>
-                <w:iCs w:val="false"/>
-                <w:color w:val="000000"/>
-                <w:sz w:val="18"/>
-                <w:szCs w:val="18"/>
-              </w:rPr>
-              <w:t xml:space="preserve">20x − x² = 96</w:t>
-            </w:r>
-          </w:p>
-          <w:p>
-            <w:pPr>
-              <w:spacing w:after="40" w:before="0"/>
-              <w:jc w:val="left"/>
-            </w:pPr>
-            <w:r>
-              <w:rPr>
-                <w:rFonts w:ascii="Arial" w:cs="Arial" w:eastAsia="Arial" w:hAnsi="Arial"/>
-                <w:b w:val="false"/>
-                <w:bCs w:val="false"/>
-                <w:i w:val="false"/>
-                <w:iCs w:val="false"/>
-                <w:color w:val="000000"/>
-                <w:sz w:val="18"/>
-                <w:szCs w:val="18"/>
-              </w:rPr>
-              <w:t xml:space="preserve">x² − 20x + 96 = 0</w:t>
-            </w:r>
-          </w:p>
-          <w:p>
-            <w:pPr>
-              <w:spacing w:after="40" w:before="0"/>
-              <w:jc w:val="left"/>
-            </w:pPr>
-            <w:r>
-              <w:rPr>
-                <w:rFonts w:ascii="Arial" w:cs="Arial" w:eastAsia="Arial" w:hAnsi="Arial"/>
-                <w:b w:val="false"/>
-                <w:bCs w:val="false"/>
-                <w:i w:val="false"/>
-                <w:iCs w:val="false"/>
-                <w:color w:val="000000"/>
-                <w:sz w:val="18"/>
-                <w:szCs w:val="18"/>
-              </w:rPr>
-              <w:t xml:space="preserve">[This quadratic equation would then be solved to find the exact dimensions of the shed.]</w:t>
-            </w:r>
-          </w:p>
-          <w:p>
-            <w:pPr>
-              <w:spacing w:after="40" w:before="0"/>
-              <w:jc w:val="left"/>
-            </w:pPr>
-            <w:r>
-              <w:rPr>
-                <w:rFonts w:ascii="Arial" w:cs="Arial" w:eastAsia="Arial" w:hAnsi="Arial"/>
-                <w:b w:val="false"/>
-                <w:bCs w:val="false"/>
-                <w:i w:val="false"/>
-                <w:iCs w:val="false"/>
-                <w:color w:val="000000"/>
-                <w:sz w:val="18"/>
-                <w:szCs w:val="18"/>
-              </w:rPr>
-              <w:t xml:space="preserve"/>
-            </w:r>
-          </w:p>
-          <w:p>
-            <w:pPr>
-              <w:spacing w:after="40" w:before="0"/>
-              <w:jc w:val="left"/>
-            </w:pPr>
-            <w:r>
-              <w:rPr>
-                <w:rFonts w:ascii="Arial" w:cs="Arial" w:eastAsia="Arial" w:hAnsi="Arial"/>
-                <w:b w:val="false"/>
-                <w:bCs w:val="false"/>
-                <w:i w:val="false"/>
-                <w:iCs w:val="false"/>
-                <w:color w:val="000000"/>
-                <w:sz w:val="18"/>
-                <w:szCs w:val="18"/>
-              </w:rPr>
-              <w:t xml:space="preserve">(d) Before this unit, finding the hall's width meant guessing values and testing them one by one — a slow process with no guarantee of finding the exact answer. Learning to form and solve quadratic equations gives us a reliable, efficient, and precise method that works every time. Beyond the classroom, this matters because engineers designing bridges in Nairobi, architects planning estates in Kisumu, and farmers calculating optimal plot sizes in the Rift Valley all face problems where quantities multiply together — and quadratic equations are the mathematical tool that unlocks those answers with certainty.</w:t>
+                <w:i/>
+                <w:iCs/>
+                <w:color w:val="808080"/>
+                <w:sz w:val="18"/>
+                <w:szCs w:val="18"/>
+              </w:rPr>
+              <w:t xml:space="preserve">Write your answer here:</w:t>
             </w:r>
           </w:p>
         </w:tc>
@@ -3036,7 +1299,7 @@
                 <w:sz w:val="18"/>
                 <w:szCs w:val="18"/>
               </w:rPr>
-              <w:t xml:space="preserve">Problem Formulation — Setting up the quadratic equation from the real-world context</w:t>
+              <w:t xml:space="preserve">Modelling the situation as a quadratic equation</w:t>
             </w:r>
           </w:p>
         </w:tc>
@@ -3068,7 +1331,7 @@
                 <w:sz w:val="18"/>
                 <w:szCs w:val="18"/>
               </w:rPr>
-              <w:t xml:space="preserve">Correctly defines the variable, writes both expressions (width and length), applies the area formula accurately, and rearranges to standard form w² + 2w − 120 = 0 with full working shown. Clearly explains why the problem is quadratic and not linear, using precise mathematical vocabulary (squared term, highest power, degree).</w:t>
+              <w:t xml:space="preserve">Writes w(w + 2) = 120 correctly, expands and rearranges accurately to w² + 2w − 120 = 0, identifies a, b and c, and explains clearly why the equation is not linear.</w:t>
             </w:r>
           </w:p>
         </w:tc>
@@ -3100,7 +1363,7 @@
                 <w:sz w:val="18"/>
                 <w:szCs w:val="18"/>
               </w:rPr>
-              <w:t xml:space="preserve">Correctly sets up the equation and reaches standard form with minor arithmetic slips. Explains the quadratic nature of the problem adequately, though explanation may lack full mathematical precision.</w:t>
+              <w:t xml:space="preserve">Writes and expands the equation correctly and identifies a, b and c, with a partial explanation of why it is not linear.</w:t>
             </w:r>
           </w:p>
         </w:tc>
@@ -3132,7 +1395,7 @@
                 <w:sz w:val="18"/>
                 <w:szCs w:val="18"/>
               </w:rPr>
-              <w:t xml:space="preserve">Attempts to write an equation but makes errors in forming expressions or applying the area formula. May reach an incorrect standard form or struggle to explain the difference between linear and quadratic equations.</w:t>
+              <w:t xml:space="preserve">Has errors in forming or expanding the equation, or cannot identify a, b and c or explain how it differs from a linear equation.</w:t>
             </w:r>
           </w:p>
         </w:tc>
@@ -3166,7 +1429,7 @@
                 <w:sz w:val="18"/>
                 <w:szCs w:val="18"/>
               </w:rPr>
-              <w:t xml:space="preserve">Algebraic Solution — Solving by factorisation and/or the quadratic formula</w:t>
+              <w:t xml:space="preserve">Accuracy of solution methods</w:t>
             </w:r>
           </w:p>
         </w:tc>
@@ -3198,7 +1461,7 @@
                 <w:sz w:val="18"/>
                 <w:szCs w:val="18"/>
               </w:rPr>
-              <w:t xml:space="preserve">Solves accurately by both factorisation and the quadratic formula, showing every step clearly. Correctly identifies and rejects the negative root with a clear real-world justification. Verifies the answer by substitution. Compares both methods thoughtfully.</w:t>
+              <w:t xml:space="preserve">Solves correctly by factorisation, completing the square and the quadratic formula, with every step shown and checked, and uses the discriminant correctly.</w:t>
             </w:r>
           </w:p>
         </w:tc>
@@ -3230,7 +1493,7 @@
                 <w:sz w:val="18"/>
                 <w:szCs w:val="18"/>
               </w:rPr>
-              <w:t xml:space="preserve">Solves correctly using at least one method with mostly complete working. Rejects the negative root and states the correct dimensions. May not verify by substitution or may not fully compare the two methods.</w:t>
+              <w:t xml:space="preserve">Solves correctly with at least two methods and shows most steps, with minor slips in the other method or the discriminant.</w:t>
             </w:r>
           </w:p>
         </w:tc>
@@ -3262,7 +1525,7 @@
                 <w:sz w:val="18"/>
                 <w:szCs w:val="18"/>
               </w:rPr>
-              <w:t xml:space="preserve">Attempts a solution method but makes procedural errors (e.g., incorrect factors, arithmetic errors in the formula). May state both roots without rejecting the negative one, or may not connect the solution back to the hall's dimensions.</w:t>
+              <w:t xml:space="preserve">Makes major errors in methods or steps, or uses only one method with limited accuracy.</w:t>
             </w:r>
           </w:p>
         </w:tc>
@@ -3296,7 +1559,7 @@
                 <w:sz w:val="18"/>
                 <w:szCs w:val="18"/>
               </w:rPr>
-              <w:t xml:space="preserve">Graphical Understanding — Connecting the equation to the parabola</w:t>
+              <w:t xml:space="preserve">Interpreting solutions in context</w:t>
             </w:r>
           </w:p>
         </w:tc>
@@ -3328,7 +1591,7 @@
                 <w:sz w:val="18"/>
                 <w:szCs w:val="18"/>
               </w:rPr>
-              <w:t xml:space="preserve">Accurately calculates and labels roots, y-intercept, and vertex. Sketch clearly shows an upward-opening parabola with all key features. Correctly identifies and explains the region where f(w) &lt; 0 and interprets it meaningfully in the context of the hall's minimum width requirement.</w:t>
+              <w:t xml:space="preserve">Rejects negative roots with clear reasoning, states hall dimensions of 10 m by 12 m with units, verifies the area of 120 m², and applies the same reasoning to the Mombasa problem.</w:t>
             </w:r>
           </w:p>
         </w:tc>
@@ -3360,7 +1623,7 @@
                 <w:sz w:val="18"/>
                 <w:szCs w:val="18"/>
               </w:rPr>
-              <w:t xml:space="preserve">Sketch includes roots and at least one other key feature. Identifies the region between the roots as where f(w) &lt; 0 and gives a reasonable interpretation for the community context. Minor labelling or calculation errors may be present.</w:t>
+              <w:t xml:space="preserve">Chooses the correct root and states the dimensions with a brief reason, with some missing checks or units.</w:t>
             </w:r>
           </w:p>
         </w:tc>
@@ -3392,7 +1655,7 @@
                 <w:sz w:val="18"/>
                 <w:szCs w:val="18"/>
               </w:rPr>
-              <w:t xml:space="preserve">Sketch is attempted but key features are missing, mislabelled, or incorrectly calculated. Shows limited understanding of how the graph connects to the solutions of the equation or to the hall problem.</w:t>
+              <w:t xml:space="preserve">Accepts both roots without interpretation or gives no reason for the choice.</w:t>
             </w:r>
           </w:p>
         </w:tc>
@@ -3426,7 +1689,7 @@
                 <w:sz w:val="18"/>
                 <w:szCs w:val="18"/>
               </w:rPr>
-              <w:t xml:space="preserve">Real-World Application — Extending to a new Kenyan community context</w:t>
+              <w:t xml:space="preserve">Comparing methods and using evidence</w:t>
             </w:r>
           </w:p>
         </w:tc>
@@ -3458,7 +1721,7 @@
                 <w:sz w:val="18"/>
                 <w:szCs w:val="18"/>
               </w:rPr>
-              <w:t xml:space="preserve">Proposes a clearly described, realistic Kenyan community problem that genuinely requires a quadratic model. Correctly defines a variable, writes accurate expressions, and produces a valid quadratic equation in standard form. The context is specific and locally relevant (e.g., farming, construction, resource planning).</w:t>
+              <w:t xml:space="preserve">Explains when each method is most useful with specific examples from the unit, such as the Nakuru garden, and uses Claim-Evidence-Reasoning.</w:t>
             </w:r>
           </w:p>
         </w:tc>
@@ -3490,7 +1753,7 @@
                 <w:sz w:val="18"/>
                 <w:szCs w:val="18"/>
               </w:rPr>
-              <w:t xml:space="preserve">Proposes a relevant Kenyan context and attempts to model it with a quadratic equation. The variable is defined and the equation is mostly correct, though there may be minor errors in setting up expressions or reaching standard form.</w:t>
+              <w:t xml:space="preserve">Describes when each method is useful, with general or limited examples.</w:t>
             </w:r>
           </w:p>
         </w:tc>
@@ -3522,7 +1785,7 @@
                 <w:sz w:val="18"/>
                 <w:szCs w:val="18"/>
               </w:rPr>
-              <w:t xml:space="preserve">Proposes a context but the mathematical modelling is weak — the equation produced may be linear, incorrectly formed, or not clearly connected to the described situation.</w:t>
+              <w:t xml:space="preserve">Gives vague or incorrect comparisons with no supporting examples.</w:t>
             </w:r>
           </w:p>
         </w:tc>
@@ -3556,7 +1819,7 @@
                 <w:sz w:val="18"/>
                 <w:szCs w:val="18"/>
               </w:rPr>
-              <w:t xml:space="preserve">Communication and Mathematical Reasoning — Clarity, vocabulary, and reflection</w:t>
+              <w:t xml:space="preserve">Communicating the answer to the driving question</w:t>
             </w:r>
           </w:p>
         </w:tc>
@@ -3588,7 +1851,7 @@
                 <w:sz w:val="18"/>
                 <w:szCs w:val="18"/>
               </w:rPr>
-              <w:t xml:space="preserve">Written explanations are clear, well-structured, and use correct mathematical vocabulary throughout (roots, discriminant, standard form, vertex, parabola, reject, verify). The reflection in Section 5(d) is thoughtful and makes a genuine, specific connection between the mathematics learned and its value in real Kenyan community and professional contexts.</w:t>
+              <w:t xml:space="preserve">Gives a coherent, well-organised explanation linking the unit journey to community planning, with precise mathematical vocabulary and another Kenyan example.</w:t>
             </w:r>
           </w:p>
         </w:tc>
@@ -3620,7 +1883,7 @@
                 <w:sz w:val="18"/>
                 <w:szCs w:val="18"/>
               </w:rPr>
-              <w:t xml:space="preserve">Explanations are mostly clear and use some correct vocabulary. The reflection acknowledges the value of quadratic equations over trial-and-error, though the connection to wider Kenyan contexts may be general rather than specific.</w:t>
+              <w:t xml:space="preserve">Gives a mostly clear explanation of the journey and its community use, with some gaps in vocabulary or links.</w:t>
             </w:r>
           </w:p>
         </w:tc>
@@ -3652,7 +1915,7 @@
                 <w:sz w:val="18"/>
                 <w:szCs w:val="18"/>
               </w:rPr>
-              <w:t xml:space="preserve">Explanations are unclear, incomplete, or use informal language with limited mathematical vocabulary. The reflection is superficial or merely restates what was done without explaining why it matters.</w:t>
+              <w:t xml:space="preserve">Gives a disjointed or incomplete explanation that does not link quadratics to community problems.</w:t>
             </w:r>
           </w:p>
         </w:tc>
@@ -3776,7 +2039,7 @@
         </w:rPr>
         <w:t xml:space="preserve">© 2026 SeaVuria and ARES. This work is licensed under a </w:t>
       </w:r>
-      <w:hyperlink w:history="1" r:id="rIdble4dwlxnwgoymfdqmom_">
+      <w:hyperlink w:history="1" r:id="rIdijwu_apmqpy_3c95yu0mx">
         <w:r>
           <w:rPr>
             <w:rFonts w:ascii="Arial" w:cs="Arial" w:eastAsia="Arial" w:hAnsi="Arial"/>
@@ -3796,7 +2059,7 @@
         </w:rPr>
         <w:t xml:space="preserve"> (</w:t>
       </w:r>
-      <w:hyperlink w:history="1" r:id="rIdvtyobl_dz2ihlcksuwktt">
+      <w:hyperlink w:history="1" r:id="rIdwjfgg5a5-abwyu_esq99z">
         <w:r>
           <w:rPr>
             <w:rFonts w:ascii="Arial" w:cs="Arial" w:eastAsia="Arial" w:hAnsi="Arial"/>
@@ -3816,7 +2079,7 @@
         </w:rPr>
         <w:t xml:space="preserve">). To view a copy of this license, visit </w:t>
       </w:r>
-      <w:hyperlink w:history="1" r:id="rIdqpcuj2mqyfz6kgkuuqexs">
+      <w:hyperlink w:history="1" r:id="rIdq1cosmetgjucohnp6tkas">
         <w:r>
           <w:rPr>
             <w:rFonts w:ascii="Arial" w:cs="Arial" w:eastAsia="Arial" w:hAnsi="Arial"/>

--- a/data/outputs/v2/Maths/SS1.3_Quadratic_Equations/Mathematics_Quadratic_Equations_FinalExplanation.docx
+++ b/data/outputs/v2/Maths/SS1.3_Quadratic_Equations/Mathematics_Quadratic_Equations_FinalExplanation.docx
@@ -2039,7 +2039,7 @@
         </w:rPr>
         <w:t xml:space="preserve">© 2026 SeaVuria and ARES. This work is licensed under a </w:t>
       </w:r>
-      <w:hyperlink w:history="1" r:id="rIdijwu_apmqpy_3c95yu0mx">
+      <w:hyperlink w:history="1" r:id="rIdpsylcx5xggg9xxvsfdt9d">
         <w:r>
           <w:rPr>
             <w:rFonts w:ascii="Arial" w:cs="Arial" w:eastAsia="Arial" w:hAnsi="Arial"/>
@@ -2059,7 +2059,7 @@
         </w:rPr>
         <w:t xml:space="preserve"> (</w:t>
       </w:r>
-      <w:hyperlink w:history="1" r:id="rIdwjfgg5a5-abwyu_esq99z">
+      <w:hyperlink w:history="1" r:id="rId4jk_a1akq7u8z6cndoqvr">
         <w:r>
           <w:rPr>
             <w:rFonts w:ascii="Arial" w:cs="Arial" w:eastAsia="Arial" w:hAnsi="Arial"/>
@@ -2079,7 +2079,7 @@
         </w:rPr>
         <w:t xml:space="preserve">). To view a copy of this license, visit </w:t>
       </w:r>
-      <w:hyperlink w:history="1" r:id="rIdq1cosmetgjucohnp6tkas">
+      <w:hyperlink w:history="1" r:id="rIdx3u6-tf2ndthf4g57xvzp">
         <w:r>
           <w:rPr>
             <w:rFonts w:ascii="Arial" w:cs="Arial" w:eastAsia="Arial" w:hAnsi="Arial"/>

--- a/data/outputs/v2/Maths/SS1.3_Quadratic_Equations/Mathematics_Quadratic_Equations_FinalExplanation.docx
+++ b/data/outputs/v2/Maths/SS1.3_Quadratic_Equations/Mathematics_Quadratic_Equations_FinalExplanation.docx
@@ -2039,7 +2039,7 @@
         </w:rPr>
         <w:t xml:space="preserve">© 2026 SeaVuria and ARES. This work is licensed under a </w:t>
       </w:r>
-      <w:hyperlink w:history="1" r:id="rIdpsylcx5xggg9xxvsfdt9d">
+      <w:hyperlink w:history="1" r:id="rIdimizn7xrqmbwwpbnqqivp">
         <w:r>
           <w:rPr>
             <w:rFonts w:ascii="Arial" w:cs="Arial" w:eastAsia="Arial" w:hAnsi="Arial"/>
@@ -2059,7 +2059,7 @@
         </w:rPr>
         <w:t xml:space="preserve"> (</w:t>
       </w:r>
-      <w:hyperlink w:history="1" r:id="rId4jk_a1akq7u8z6cndoqvr">
+      <w:hyperlink w:history="1" r:id="rIdq9cpa5zbrvxhxjde-i0xy">
         <w:r>
           <w:rPr>
             <w:rFonts w:ascii="Arial" w:cs="Arial" w:eastAsia="Arial" w:hAnsi="Arial"/>
@@ -2079,7 +2079,7 @@
         </w:rPr>
         <w:t xml:space="preserve">). To view a copy of this license, visit </w:t>
       </w:r>
-      <w:hyperlink w:history="1" r:id="rIdx3u6-tf2ndthf4g57xvzp">
+      <w:hyperlink w:history="1" r:id="rIdhhxlgmd5gj8e67seeiip6">
         <w:r>
           <w:rPr>
             <w:rFonts w:ascii="Arial" w:cs="Arial" w:eastAsia="Arial" w:hAnsi="Arial"/>

--- a/data/outputs/v2/Maths/SS1.3_Quadratic_Equations/Mathematics_Quadratic_Equations_FinalExplanation.docx
+++ b/data/outputs/v2/Maths/SS1.3_Quadratic_Equations/Mathematics_Quadratic_Equations_FinalExplanation.docx
@@ -2039,7 +2039,7 @@
         </w:rPr>
         <w:t xml:space="preserve">© 2026 SeaVuria and ARES. This work is licensed under a </w:t>
       </w:r>
-      <w:hyperlink w:history="1" r:id="rIdimizn7xrqmbwwpbnqqivp">
+      <w:hyperlink w:history="1" r:id="rIddu75abecbd1zis0jgdacq">
         <w:r>
           <w:rPr>
             <w:rFonts w:ascii="Arial" w:cs="Arial" w:eastAsia="Arial" w:hAnsi="Arial"/>
@@ -2059,7 +2059,7 @@
         </w:rPr>
         <w:t xml:space="preserve"> (</w:t>
       </w:r>
-      <w:hyperlink w:history="1" r:id="rIdq9cpa5zbrvxhxjde-i0xy">
+      <w:hyperlink w:history="1" r:id="rId3kn5qw5ip4bhwvv36ggdv">
         <w:r>
           <w:rPr>
             <w:rFonts w:ascii="Arial" w:cs="Arial" w:eastAsia="Arial" w:hAnsi="Arial"/>
@@ -2079,7 +2079,7 @@
         </w:rPr>
         <w:t xml:space="preserve">). To view a copy of this license, visit </w:t>
       </w:r>
-      <w:hyperlink w:history="1" r:id="rIdhhxlgmd5gj8e67seeiip6">
+      <w:hyperlink w:history="1" r:id="rIdasogkxmm-cvkvtpvdfzmg">
         <w:r>
           <w:rPr>
             <w:rFonts w:ascii="Arial" w:cs="Arial" w:eastAsia="Arial" w:hAnsi="Arial"/>

--- a/data/outputs/v2/Maths/SS1.3_Quadratic_Equations/Mathematics_Quadratic_Equations_FinalExplanation.docx
+++ b/data/outputs/v2/Maths/SS1.3_Quadratic_Equations/Mathematics_Quadratic_Equations_FinalExplanation.docx
@@ -422,7 +422,7 @@
                 <w:sz w:val="18"/>
                 <w:szCs w:val="18"/>
               </w:rPr>
-              <w:t xml:space="preserve">Final Explanation: Planning the Githurai Harambee Hall. Driving question: How can we use quadratic equations to find unknown dimensions and quantities that help our community solve real planning problems, like building the Harambee hall in Githurai? Use what you observed and learned in Lessons 1 to 7 to answer each question in the space under it. Show every step of your working, write in full sentences when you explain, and always say what your answer means for the community. Use the Githurai hall data: the floor is a rectangle with an area of 120 m², the width is w and the length is w + 2. You may use a scientific calculator for Section 4.</w:t>
+              <w:t xml:space="preserve">Driving question: How can we use quadratic equations to find unknown dimensions and quantities that help our community solve real planning problems, like building the Harambee hall in Githurai? Use your Driving Question Board, your cumulative model poster and your notes from Lessons 1 to 7. Write your answers in the space under each prompt. Show your working clearly, use the units m, m2, KES and s, and check every solution in its context. Round decimals to 2 d.p. in final answers. Write in full sentences where a prompt asks you to explain.</w:t>
             </w:r>
           </w:p>
         </w:tc>
@@ -481,7 +481,7 @@
                 <w:sz w:val="22"/>
                 <w:szCs w:val="22"/>
               </w:rPr>
-              <w:t xml:space="preserve">Section 1: Why a linear equation is not enough</w:t>
+              <w:t xml:space="preserve">Part 1: Why the committee got stuck</w:t>
             </w:r>
           </w:p>
         </w:tc>
@@ -515,7 +515,671 @@
                 <w:sz w:val="18"/>
                 <w:szCs w:val="18"/>
               </w:rPr>
-              <w:t xml:space="preserve">The Githurai committee wants a rectangular hall floor of area 120 m², with the length 2 m more than the width w. (a) Write an equation for the area in terms of w. (b) Expand it and write it in the form ax² + bx + c = 0. State the values of a, b and c. (c) Explain why trial-and-error and linear equation methods did not work cleanly for the committee. How is this equation different from a linear equation?</w:t>
+              <w:t xml:space="preserve">The Githurai committee drew a sketch on manila paper: a rectangular hall with width = w, length = w + 2 and Area = 120 m2. (a) Write the area as an equation in w and expand it into the form ax^2 + bx + c = 0. State a, b and c. (b) The committee also tried the perimeter 2(w + w + 2). Write it in simplest form. Compare it with the area equation: which one is linear and which one is quadratic, and why does this explain why the committee could not find w using a linear equation? (c) Look at the trial-and-error table below and explain why guessing is not a reliable method.</w:t>
+            </w:r>
+          </w:p>
+          <w:p>
+            <w:pPr>
+              <w:spacing w:after="40" w:before="0"/>
+              <w:jc w:val="left"/>
+            </w:pPr>
+            <w:r>
+              <w:rPr>
+                <w:rFonts w:ascii="Arial" w:cs="Arial" w:eastAsia="Arial" w:hAnsi="Arial"/>
+                <w:b/>
+                <w:bCs/>
+                <w:i w:val="false"/>
+                <w:iCs w:val="false"/>
+                <w:color w:val="000000"/>
+                <w:sz w:val="18"/>
+                <w:szCs w:val="18"/>
+              </w:rPr>
+              <w:t xml:space="preserve"/>
+            </w:r>
+          </w:p>
+          <w:tbl>
+            <w:tblPr>
+              <w:tblW w:type="dxa" w:w="13320"/>
+              <w:tblBorders>
+                <w:top w:val="single" w:color="AAAAAA" w:sz="4"/>
+                <w:left w:val="single" w:color="AAAAAA" w:sz="4"/>
+                <w:bottom w:val="single" w:color="AAAAAA" w:sz="4"/>
+                <w:right w:val="single" w:color="AAAAAA" w:sz="4"/>
+                <w:insideH w:val="single" w:color="auto" w:sz="4"/>
+                <w:insideV w:val="single" w:color="auto" w:sz="4"/>
+              </w:tblBorders>
+              <w:tblLayout w:type="fixed"/>
+            </w:tblPr>
+            <w:tblGrid>
+              <w:gridCol w:w="4440"/>
+              <w:gridCol w:w="4440"/>
+              <w:gridCol w:w="4440"/>
+            </w:tblGrid>
+            <w:tr>
+              <w:tc>
+                <w:tcPr>
+                  <w:tcW w:type="dxa" w:w="4440"/>
+                  <w:shd w:fill="D5E8F0" w:color="auto" w:val="clear"/>
+                  <w:tcMar>
+                    <w:top w:type="dxa" w:w="60"/>
+                    <w:left w:type="dxa" w:w="120"/>
+                    <w:bottom w:type="dxa" w:w="60"/>
+                    <w:right w:type="dxa" w:w="120"/>
+                  </w:tcMar>
+                  <w:vAlign w:val="top"/>
+                </w:tcPr>
+                <w:p>
+                  <w:pPr>
+                    <w:spacing w:after="40" w:before="0"/>
+                    <w:jc w:val="left"/>
+                  </w:pPr>
+                  <w:r>
+                    <w:rPr>
+                      <w:rFonts w:ascii="Arial" w:cs="Arial" w:eastAsia="Arial" w:hAnsi="Arial"/>
+                      <w:b/>
+                      <w:bCs/>
+                      <w:i w:val="false"/>
+                      <w:iCs w:val="false"/>
+                      <w:color w:val="000000"/>
+                      <w:sz w:val="18"/>
+                      <w:szCs w:val="18"/>
+                    </w:rPr>
+                    <w:t xml:space="preserve">w (m)</w:t>
+                  </w:r>
+                </w:p>
+              </w:tc>
+              <w:tc>
+                <w:tcPr>
+                  <w:tcW w:type="dxa" w:w="4440"/>
+                  <w:shd w:fill="D5E8F0" w:color="auto" w:val="clear"/>
+                  <w:tcMar>
+                    <w:top w:type="dxa" w:w="60"/>
+                    <w:left w:type="dxa" w:w="120"/>
+                    <w:bottom w:type="dxa" w:w="60"/>
+                    <w:right w:type="dxa" w:w="120"/>
+                  </w:tcMar>
+                  <w:vAlign w:val="top"/>
+                </w:tcPr>
+                <w:p>
+                  <w:pPr>
+                    <w:spacing w:after="40" w:before="0"/>
+                    <w:jc w:val="left"/>
+                  </w:pPr>
+                  <w:r>
+                    <w:rPr>
+                      <w:rFonts w:ascii="Arial" w:cs="Arial" w:eastAsia="Arial" w:hAnsi="Arial"/>
+                      <w:b/>
+                      <w:bCs/>
+                      <w:i w:val="false"/>
+                      <w:iCs w:val="false"/>
+                      <w:color w:val="000000"/>
+                      <w:sz w:val="18"/>
+                      <w:szCs w:val="18"/>
+                    </w:rPr>
+                    <w:t xml:space="preserve">Length (m)</w:t>
+                  </w:r>
+                </w:p>
+              </w:tc>
+              <w:tc>
+                <w:tcPr>
+                  <w:tcW w:type="dxa" w:w="4440"/>
+                  <w:shd w:fill="D5E8F0" w:color="auto" w:val="clear"/>
+                  <w:tcMar>
+                    <w:top w:type="dxa" w:w="60"/>
+                    <w:left w:type="dxa" w:w="120"/>
+                    <w:bottom w:type="dxa" w:w="60"/>
+                    <w:right w:type="dxa" w:w="120"/>
+                  </w:tcMar>
+                  <w:vAlign w:val="top"/>
+                </w:tcPr>
+                <w:p>
+                  <w:pPr>
+                    <w:spacing w:after="40" w:before="0"/>
+                    <w:jc w:val="left"/>
+                  </w:pPr>
+                  <w:r>
+                    <w:rPr>
+                      <w:rFonts w:ascii="Arial" w:cs="Arial" w:eastAsia="Arial" w:hAnsi="Arial"/>
+                      <w:b/>
+                      <w:bCs/>
+                      <w:i w:val="false"/>
+                      <w:iCs w:val="false"/>
+                      <w:color w:val="000000"/>
+                      <w:sz w:val="18"/>
+                      <w:szCs w:val="18"/>
+                    </w:rPr>
+                    <w:t xml:space="preserve">Area (m2)</w:t>
+                  </w:r>
+                </w:p>
+              </w:tc>
+            </w:tr>
+            <w:tr>
+              <w:tc>
+                <w:tcPr>
+                  <w:tcW w:type="dxa" w:w="4440"/>
+                  <w:shd w:fill="FFFFFF" w:color="auto" w:val="clear"/>
+                  <w:tcMar>
+                    <w:top w:type="dxa" w:w="60"/>
+                    <w:left w:type="dxa" w:w="120"/>
+                    <w:bottom w:type="dxa" w:w="60"/>
+                    <w:right w:type="dxa" w:w="120"/>
+                  </w:tcMar>
+                  <w:vAlign w:val="top"/>
+                </w:tcPr>
+                <w:p>
+                  <w:pPr>
+                    <w:spacing w:after="40" w:before="0"/>
+                    <w:jc w:val="left"/>
+                  </w:pPr>
+                  <w:r>
+                    <w:rPr>
+                      <w:rFonts w:ascii="Arial" w:cs="Arial" w:eastAsia="Arial" w:hAnsi="Arial"/>
+                      <w:b w:val="false"/>
+                      <w:bCs w:val="false"/>
+                      <w:i w:val="false"/>
+                      <w:iCs w:val="false"/>
+                      <w:color w:val="000000"/>
+                      <w:sz w:val="18"/>
+                      <w:szCs w:val="18"/>
+                    </w:rPr>
+                    <w:t xml:space="preserve">8</w:t>
+                  </w:r>
+                </w:p>
+              </w:tc>
+              <w:tc>
+                <w:tcPr>
+                  <w:tcW w:type="dxa" w:w="4440"/>
+                  <w:shd w:fill="FFFFFF" w:color="auto" w:val="clear"/>
+                  <w:tcMar>
+                    <w:top w:type="dxa" w:w="60"/>
+                    <w:left w:type="dxa" w:w="120"/>
+                    <w:bottom w:type="dxa" w:w="60"/>
+                    <w:right w:type="dxa" w:w="120"/>
+                  </w:tcMar>
+                  <w:vAlign w:val="top"/>
+                </w:tcPr>
+                <w:p>
+                  <w:pPr>
+                    <w:spacing w:after="40" w:before="0"/>
+                    <w:jc w:val="left"/>
+                  </w:pPr>
+                  <w:r>
+                    <w:rPr>
+                      <w:rFonts w:ascii="Arial" w:cs="Arial" w:eastAsia="Arial" w:hAnsi="Arial"/>
+                      <w:b w:val="false"/>
+                      <w:bCs w:val="false"/>
+                      <w:i w:val="false"/>
+                      <w:iCs w:val="false"/>
+                      <w:color w:val="000000"/>
+                      <w:sz w:val="18"/>
+                      <w:szCs w:val="18"/>
+                    </w:rPr>
+                    <w:t xml:space="preserve">10</w:t>
+                  </w:r>
+                </w:p>
+              </w:tc>
+              <w:tc>
+                <w:tcPr>
+                  <w:tcW w:type="dxa" w:w="4440"/>
+                  <w:shd w:fill="FFFFFF" w:color="auto" w:val="clear"/>
+                  <w:tcMar>
+                    <w:top w:type="dxa" w:w="60"/>
+                    <w:left w:type="dxa" w:w="120"/>
+                    <w:bottom w:type="dxa" w:w="60"/>
+                    <w:right w:type="dxa" w:w="120"/>
+                  </w:tcMar>
+                  <w:vAlign w:val="top"/>
+                </w:tcPr>
+                <w:p>
+                  <w:pPr>
+                    <w:spacing w:after="40" w:before="0"/>
+                    <w:jc w:val="left"/>
+                  </w:pPr>
+                  <w:r>
+                    <w:rPr>
+                      <w:rFonts w:ascii="Arial" w:cs="Arial" w:eastAsia="Arial" w:hAnsi="Arial"/>
+                      <w:b w:val="false"/>
+                      <w:bCs w:val="false"/>
+                      <w:i w:val="false"/>
+                      <w:iCs w:val="false"/>
+                      <w:color w:val="000000"/>
+                      <w:sz w:val="18"/>
+                      <w:szCs w:val="18"/>
+                    </w:rPr>
+                    <w:t xml:space="preserve">80</w:t>
+                  </w:r>
+                </w:p>
+              </w:tc>
+            </w:tr>
+            <w:tr>
+              <w:tc>
+                <w:tcPr>
+                  <w:tcW w:type="dxa" w:w="4440"/>
+                  <w:shd w:fill="FFFFFF" w:color="auto" w:val="clear"/>
+                  <w:tcMar>
+                    <w:top w:type="dxa" w:w="60"/>
+                    <w:left w:type="dxa" w:w="120"/>
+                    <w:bottom w:type="dxa" w:w="60"/>
+                    <w:right w:type="dxa" w:w="120"/>
+                  </w:tcMar>
+                  <w:vAlign w:val="top"/>
+                </w:tcPr>
+                <w:p>
+                  <w:pPr>
+                    <w:spacing w:after="40" w:before="0"/>
+                    <w:jc w:val="left"/>
+                  </w:pPr>
+                  <w:r>
+                    <w:rPr>
+                      <w:rFonts w:ascii="Arial" w:cs="Arial" w:eastAsia="Arial" w:hAnsi="Arial"/>
+                      <w:b w:val="false"/>
+                      <w:bCs w:val="false"/>
+                      <w:i w:val="false"/>
+                      <w:iCs w:val="false"/>
+                      <w:color w:val="000000"/>
+                      <w:sz w:val="18"/>
+                      <w:szCs w:val="18"/>
+                    </w:rPr>
+                    <w:t xml:space="preserve">9</w:t>
+                  </w:r>
+                </w:p>
+              </w:tc>
+              <w:tc>
+                <w:tcPr>
+                  <w:tcW w:type="dxa" w:w="4440"/>
+                  <w:shd w:fill="FFFFFF" w:color="auto" w:val="clear"/>
+                  <w:tcMar>
+                    <w:top w:type="dxa" w:w="60"/>
+                    <w:left w:type="dxa" w:w="120"/>
+                    <w:bottom w:type="dxa" w:w="60"/>
+                    <w:right w:type="dxa" w:w="120"/>
+                  </w:tcMar>
+                  <w:vAlign w:val="top"/>
+                </w:tcPr>
+                <w:p>
+                  <w:pPr>
+                    <w:spacing w:after="40" w:before="0"/>
+                    <w:jc w:val="left"/>
+                  </w:pPr>
+                  <w:r>
+                    <w:rPr>
+                      <w:rFonts w:ascii="Arial" w:cs="Arial" w:eastAsia="Arial" w:hAnsi="Arial"/>
+                      <w:b w:val="false"/>
+                      <w:bCs w:val="false"/>
+                      <w:i w:val="false"/>
+                      <w:iCs w:val="false"/>
+                      <w:color w:val="000000"/>
+                      <w:sz w:val="18"/>
+                      <w:szCs w:val="18"/>
+                    </w:rPr>
+                    <w:t xml:space="preserve">11</w:t>
+                  </w:r>
+                </w:p>
+              </w:tc>
+              <w:tc>
+                <w:tcPr>
+                  <w:tcW w:type="dxa" w:w="4440"/>
+                  <w:shd w:fill="FFFFFF" w:color="auto" w:val="clear"/>
+                  <w:tcMar>
+                    <w:top w:type="dxa" w:w="60"/>
+                    <w:left w:type="dxa" w:w="120"/>
+                    <w:bottom w:type="dxa" w:w="60"/>
+                    <w:right w:type="dxa" w:w="120"/>
+                  </w:tcMar>
+                  <w:vAlign w:val="top"/>
+                </w:tcPr>
+                <w:p>
+                  <w:pPr>
+                    <w:spacing w:after="40" w:before="0"/>
+                    <w:jc w:val="left"/>
+                  </w:pPr>
+                  <w:r>
+                    <w:rPr>
+                      <w:rFonts w:ascii="Arial" w:cs="Arial" w:eastAsia="Arial" w:hAnsi="Arial"/>
+                      <w:b w:val="false"/>
+                      <w:bCs w:val="false"/>
+                      <w:i w:val="false"/>
+                      <w:iCs w:val="false"/>
+                      <w:color w:val="000000"/>
+                      <w:sz w:val="18"/>
+                      <w:szCs w:val="18"/>
+                    </w:rPr>
+                    <w:t xml:space="preserve">99</w:t>
+                  </w:r>
+                </w:p>
+              </w:tc>
+            </w:tr>
+            <w:tr>
+              <w:tc>
+                <w:tcPr>
+                  <w:tcW w:type="dxa" w:w="4440"/>
+                  <w:shd w:fill="FFFFFF" w:color="auto" w:val="clear"/>
+                  <w:tcMar>
+                    <w:top w:type="dxa" w:w="60"/>
+                    <w:left w:type="dxa" w:w="120"/>
+                    <w:bottom w:type="dxa" w:w="60"/>
+                    <w:right w:type="dxa" w:w="120"/>
+                  </w:tcMar>
+                  <w:vAlign w:val="top"/>
+                </w:tcPr>
+                <w:p>
+                  <w:pPr>
+                    <w:spacing w:after="40" w:before="0"/>
+                    <w:jc w:val="left"/>
+                  </w:pPr>
+                  <w:r>
+                    <w:rPr>
+                      <w:rFonts w:ascii="Arial" w:cs="Arial" w:eastAsia="Arial" w:hAnsi="Arial"/>
+                      <w:b w:val="false"/>
+                      <w:bCs w:val="false"/>
+                      <w:i w:val="false"/>
+                      <w:iCs w:val="false"/>
+                      <w:color w:val="000000"/>
+                      <w:sz w:val="18"/>
+                      <w:szCs w:val="18"/>
+                    </w:rPr>
+                    <w:t xml:space="preserve">10</w:t>
+                  </w:r>
+                </w:p>
+              </w:tc>
+              <w:tc>
+                <w:tcPr>
+                  <w:tcW w:type="dxa" w:w="4440"/>
+                  <w:shd w:fill="FFFFFF" w:color="auto" w:val="clear"/>
+                  <w:tcMar>
+                    <w:top w:type="dxa" w:w="60"/>
+                    <w:left w:type="dxa" w:w="120"/>
+                    <w:bottom w:type="dxa" w:w="60"/>
+                    <w:right w:type="dxa" w:w="120"/>
+                  </w:tcMar>
+                  <w:vAlign w:val="top"/>
+                </w:tcPr>
+                <w:p>
+                  <w:pPr>
+                    <w:spacing w:after="40" w:before="0"/>
+                    <w:jc w:val="left"/>
+                  </w:pPr>
+                  <w:r>
+                    <w:rPr>
+                      <w:rFonts w:ascii="Arial" w:cs="Arial" w:eastAsia="Arial" w:hAnsi="Arial"/>
+                      <w:b w:val="false"/>
+                      <w:bCs w:val="false"/>
+                      <w:i w:val="false"/>
+                      <w:iCs w:val="false"/>
+                      <w:color w:val="000000"/>
+                      <w:sz w:val="18"/>
+                      <w:szCs w:val="18"/>
+                    </w:rPr>
+                    <w:t xml:space="preserve">12</w:t>
+                  </w:r>
+                </w:p>
+              </w:tc>
+              <w:tc>
+                <w:tcPr>
+                  <w:tcW w:type="dxa" w:w="4440"/>
+                  <w:shd w:fill="FFFFFF" w:color="auto" w:val="clear"/>
+                  <w:tcMar>
+                    <w:top w:type="dxa" w:w="60"/>
+                    <w:left w:type="dxa" w:w="120"/>
+                    <w:bottom w:type="dxa" w:w="60"/>
+                    <w:right w:type="dxa" w:w="120"/>
+                  </w:tcMar>
+                  <w:vAlign w:val="top"/>
+                </w:tcPr>
+                <w:p>
+                  <w:pPr>
+                    <w:spacing w:after="40" w:before="0"/>
+                    <w:jc w:val="left"/>
+                  </w:pPr>
+                  <w:r>
+                    <w:rPr>
+                      <w:rFonts w:ascii="Arial" w:cs="Arial" w:eastAsia="Arial" w:hAnsi="Arial"/>
+                      <w:b w:val="false"/>
+                      <w:bCs w:val="false"/>
+                      <w:i w:val="false"/>
+                      <w:iCs w:val="false"/>
+                      <w:color w:val="000000"/>
+                      <w:sz w:val="18"/>
+                      <w:szCs w:val="18"/>
+                    </w:rPr>
+                    <w:t xml:space="preserve">120</w:t>
+                  </w:r>
+                </w:p>
+              </w:tc>
+            </w:tr>
+            <w:tr>
+              <w:tc>
+                <w:tcPr>
+                  <w:tcW w:type="dxa" w:w="4440"/>
+                  <w:shd w:fill="FFFFFF" w:color="auto" w:val="clear"/>
+                  <w:tcMar>
+                    <w:top w:type="dxa" w:w="60"/>
+                    <w:left w:type="dxa" w:w="120"/>
+                    <w:bottom w:type="dxa" w:w="60"/>
+                    <w:right w:type="dxa" w:w="120"/>
+                  </w:tcMar>
+                  <w:vAlign w:val="top"/>
+                </w:tcPr>
+                <w:p>
+                  <w:pPr>
+                    <w:spacing w:after="40" w:before="0"/>
+                    <w:jc w:val="left"/>
+                  </w:pPr>
+                  <w:r>
+                    <w:rPr>
+                      <w:rFonts w:ascii="Arial" w:cs="Arial" w:eastAsia="Arial" w:hAnsi="Arial"/>
+                      <w:b w:val="false"/>
+                      <w:bCs w:val="false"/>
+                      <w:i w:val="false"/>
+                      <w:iCs w:val="false"/>
+                      <w:color w:val="000000"/>
+                      <w:sz w:val="18"/>
+                      <w:szCs w:val="18"/>
+                    </w:rPr>
+                    <w:t xml:space="preserve">11</w:t>
+                  </w:r>
+                </w:p>
+              </w:tc>
+              <w:tc>
+                <w:tcPr>
+                  <w:tcW w:type="dxa" w:w="4440"/>
+                  <w:shd w:fill="FFFFFF" w:color="auto" w:val="clear"/>
+                  <w:tcMar>
+                    <w:top w:type="dxa" w:w="60"/>
+                    <w:left w:type="dxa" w:w="120"/>
+                    <w:bottom w:type="dxa" w:w="60"/>
+                    <w:right w:type="dxa" w:w="120"/>
+                  </w:tcMar>
+                  <w:vAlign w:val="top"/>
+                </w:tcPr>
+                <w:p>
+                  <w:pPr>
+                    <w:spacing w:after="40" w:before="0"/>
+                    <w:jc w:val="left"/>
+                  </w:pPr>
+                  <w:r>
+                    <w:rPr>
+                      <w:rFonts w:ascii="Arial" w:cs="Arial" w:eastAsia="Arial" w:hAnsi="Arial"/>
+                      <w:b w:val="false"/>
+                      <w:bCs w:val="false"/>
+                      <w:i w:val="false"/>
+                      <w:iCs w:val="false"/>
+                      <w:color w:val="000000"/>
+                      <w:sz w:val="18"/>
+                      <w:szCs w:val="18"/>
+                    </w:rPr>
+                    <w:t xml:space="preserve">13</w:t>
+                  </w:r>
+                </w:p>
+              </w:tc>
+              <w:tc>
+                <w:tcPr>
+                  <w:tcW w:type="dxa" w:w="4440"/>
+                  <w:shd w:fill="FFFFFF" w:color="auto" w:val="clear"/>
+                  <w:tcMar>
+                    <w:top w:type="dxa" w:w="60"/>
+                    <w:left w:type="dxa" w:w="120"/>
+                    <w:bottom w:type="dxa" w:w="60"/>
+                    <w:right w:type="dxa" w:w="120"/>
+                  </w:tcMar>
+                  <w:vAlign w:val="top"/>
+                </w:tcPr>
+                <w:p>
+                  <w:pPr>
+                    <w:spacing w:after="40" w:before="0"/>
+                    <w:jc w:val="left"/>
+                  </w:pPr>
+                  <w:r>
+                    <w:rPr>
+                      <w:rFonts w:ascii="Arial" w:cs="Arial" w:eastAsia="Arial" w:hAnsi="Arial"/>
+                      <w:b w:val="false"/>
+                      <w:bCs w:val="false"/>
+                      <w:i w:val="false"/>
+                      <w:iCs w:val="false"/>
+                      <w:color w:val="000000"/>
+                      <w:sz w:val="18"/>
+                      <w:szCs w:val="18"/>
+                    </w:rPr>
+                    <w:t xml:space="preserve">143</w:t>
+                  </w:r>
+                </w:p>
+              </w:tc>
+            </w:tr>
+            <w:tr>
+              <w:tc>
+                <w:tcPr>
+                  <w:tcW w:type="dxa" w:w="4440"/>
+                  <w:shd w:fill="FFFFFF" w:color="auto" w:val="clear"/>
+                  <w:tcMar>
+                    <w:top w:type="dxa" w:w="60"/>
+                    <w:left w:type="dxa" w:w="120"/>
+                    <w:bottom w:type="dxa" w:w="60"/>
+                    <w:right w:type="dxa" w:w="120"/>
+                  </w:tcMar>
+                  <w:vAlign w:val="top"/>
+                </w:tcPr>
+                <w:p>
+                  <w:pPr>
+                    <w:spacing w:after="40" w:before="0"/>
+                    <w:jc w:val="left"/>
+                  </w:pPr>
+                  <w:r>
+                    <w:rPr>
+                      <w:rFonts w:ascii="Arial" w:cs="Arial" w:eastAsia="Arial" w:hAnsi="Arial"/>
+                      <w:b w:val="false"/>
+                      <w:bCs w:val="false"/>
+                      <w:i w:val="false"/>
+                      <w:iCs w:val="false"/>
+                      <w:color w:val="000000"/>
+                      <w:sz w:val="18"/>
+                      <w:szCs w:val="18"/>
+                    </w:rPr>
+                    <w:t xml:space="preserve">12</w:t>
+                  </w:r>
+                </w:p>
+              </w:tc>
+              <w:tc>
+                <w:tcPr>
+                  <w:tcW w:type="dxa" w:w="4440"/>
+                  <w:shd w:fill="FFFFFF" w:color="auto" w:val="clear"/>
+                  <w:tcMar>
+                    <w:top w:type="dxa" w:w="60"/>
+                    <w:left w:type="dxa" w:w="120"/>
+                    <w:bottom w:type="dxa" w:w="60"/>
+                    <w:right w:type="dxa" w:w="120"/>
+                  </w:tcMar>
+                  <w:vAlign w:val="top"/>
+                </w:tcPr>
+                <w:p>
+                  <w:pPr>
+                    <w:spacing w:after="40" w:before="0"/>
+                    <w:jc w:val="left"/>
+                  </w:pPr>
+                  <w:r>
+                    <w:rPr>
+                      <w:rFonts w:ascii="Arial" w:cs="Arial" w:eastAsia="Arial" w:hAnsi="Arial"/>
+                      <w:b w:val="false"/>
+                      <w:bCs w:val="false"/>
+                      <w:i w:val="false"/>
+                      <w:iCs w:val="false"/>
+                      <w:color w:val="000000"/>
+                      <w:sz w:val="18"/>
+                      <w:szCs w:val="18"/>
+                    </w:rPr>
+                    <w:t xml:space="preserve">14</w:t>
+                  </w:r>
+                </w:p>
+              </w:tc>
+              <w:tc>
+                <w:tcPr>
+                  <w:tcW w:type="dxa" w:w="4440"/>
+                  <w:shd w:fill="FFFFFF" w:color="auto" w:val="clear"/>
+                  <w:tcMar>
+                    <w:top w:type="dxa" w:w="60"/>
+                    <w:left w:type="dxa" w:w="120"/>
+                    <w:bottom w:type="dxa" w:w="60"/>
+                    <w:right w:type="dxa" w:w="120"/>
+                  </w:tcMar>
+                  <w:vAlign w:val="top"/>
+                </w:tcPr>
+                <w:p>
+                  <w:pPr>
+                    <w:spacing w:after="40" w:before="0"/>
+                    <w:jc w:val="left"/>
+                  </w:pPr>
+                  <w:r>
+                    <w:rPr>
+                      <w:rFonts w:ascii="Arial" w:cs="Arial" w:eastAsia="Arial" w:hAnsi="Arial"/>
+                      <w:b w:val="false"/>
+                      <w:bCs w:val="false"/>
+                      <w:i w:val="false"/>
+                      <w:iCs w:val="false"/>
+                      <w:color w:val="000000"/>
+                      <w:sz w:val="18"/>
+                      <w:szCs w:val="18"/>
+                    </w:rPr>
+                    <w:t xml:space="preserve">168</w:t>
+                  </w:r>
+                </w:p>
+              </w:tc>
+            </w:tr>
+          </w:tbl>
+          <w:p>
+            <w:pPr>
+              <w:spacing w:after="60" w:before="0"/>
+              <w:jc w:val="left"/>
+            </w:pPr>
+            <w:r>
+              <w:rPr>
+                <w:rFonts w:ascii="Arial" w:cs="Arial" w:eastAsia="Arial" w:hAnsi="Arial"/>
+                <w:b w:val="false"/>
+                <w:bCs w:val="false"/>
+                <w:i w:val="false"/>
+                <w:iCs w:val="false"/>
+                <w:color w:val="000000"/>
+                <w:sz w:val="18"/>
+                <w:szCs w:val="18"/>
+              </w:rPr>
+              <w:t xml:space="preserve"/>
+            </w:r>
+          </w:p>
+          <w:p>
+            <w:pPr>
+              <w:spacing w:after="60" w:before="0"/>
+              <w:jc w:val="left"/>
+            </w:pPr>
+            <w:r>
+              <w:rPr>
+                <w:rFonts w:ascii="Arial" w:cs="Arial" w:eastAsia="Arial" w:hAnsi="Arial"/>
+                <w:b w:val="false"/>
+                <w:bCs w:val="false"/>
+                <w:i w:val="false"/>
+                <w:iCs w:val="false"/>
+                <w:color w:val="000000"/>
+                <w:sz w:val="18"/>
+                <w:szCs w:val="18"/>
+              </w:rPr>
+              <w:t xml:space="preserve"/>
             </w:r>
           </w:p>
         </w:tc>
@@ -611,7 +1275,7 @@
                 <w:sz w:val="22"/>
                 <w:szCs w:val="22"/>
               </w:rPr>
-              <w:t xml:space="preserve">Section 2: Solving the hall problem by factorisation</w:t>
+              <w:t xml:space="preserve">Part 2: Expanding and factorising</w:t>
             </w:r>
           </w:p>
         </w:tc>
@@ -645,7 +1309,7 @@
                 <w:sz w:val="18"/>
                 <w:szCs w:val="18"/>
               </w:rPr>
-              <w:t xml:space="preserve">(a) Factorise w² + 2w − 120 = 0. Explain how you chose your two numbers. (b) Use the Zero Product Property to find the values of w. (c) Which value will the committee use for the width, and why? State the length of the hall. (d) Check that your dimensions give an area of 120 m².</w:t>
+              <w:t xml:space="preserve">(a) A Kericho tea farmer fences a plot of length (x + 5) m and width (x + 3) m. Expand the area (x + 5)(x + 3) using the distributive law or FOIL, and write the fencing perimeter in simplest form. Which of the two has an x^2 term, and why? (b) Expand (2x - 1)(3x + 4). (c) Factorise the hall expression w^2 + 2w - 120 into two brackets. Explain how you found the two numbers you needed, and show how you can check your answer. (d) Explain how expanding and factorising are connected.</w:t>
             </w:r>
           </w:p>
         </w:tc>
@@ -741,7 +1405,7 @@
                 <w:sz w:val="22"/>
                 <w:szCs w:val="22"/>
               </w:rPr>
-              <w:t xml:space="preserve">Section 3: Three methods, one hall</w:t>
+              <w:t xml:space="preserve">Part 3: Solving the hall equation three ways</w:t>
             </w:r>
           </w:p>
         </w:tc>
@@ -775,7 +1439,7 @@
                 <w:sz w:val="18"/>
                 <w:szCs w:val="18"/>
               </w:rPr>
-              <w:t xml:space="preserve">(a) Show how you would solve w² + 2w − 120 = 0 by completing the square. (b) Show how you would solve it using the quadratic formula. (c) Compare the three methods you have learned (factorisation, completing the square and the quadratic formula). When is each most useful? Use the Nakuru school garden equation x² + 6x = 48 or another example from class to support your answer.</w:t>
+              <w:t xml:space="preserve">(a) Use the Zero Product Property to solve (w + 12)(w - 10) = 0. State the property in your own words. (b) Which solution can be the width of the hall, and why? State the width and length of the hall and check the area. (c) Solve w^2 + 2w - 120 = 0 using the quadratic formula. Show the discriminant D = b^2 - 4ac. (d) Complete the square on w^2 + 2w = 120 to show that the answer is the same. (e) What does the fact that all three methods agree tell you?</w:t>
             </w:r>
           </w:p>
         </w:tc>
@@ -871,7 +1535,7 @@
                 <w:sz w:val="22"/>
                 <w:szCs w:val="22"/>
               </w:rPr>
-              <w:t xml:space="preserve">Section 4: Interpreting solutions in another community context</w:t>
+              <w:t xml:space="preserve">Part 4: Choosing a method and using context</w:t>
             </w:r>
           </w:p>
         </w:tc>
@@ -905,7 +1569,7 @@
                 <w:sz w:val="18"/>
                 <w:szCs w:val="18"/>
               </w:rPr>
-              <w:t xml:space="preserve">In Lesson 6, a stone was thrown upward from a Mombasa cliff, with height h(t) = −5t² + 20t + 25 metres after t seconds. (a) Write the equation you must solve to find when the stone hits the sea. (b) Use the discriminant to say how many real solutions there will be, before you solve. (c) Solve the equation and state which solution you accept. Explain your choice in a Claim-Evidence-Reasoning format.</w:t>
+              <w:t xml:space="preserve">The Nakuru school garden club has a plot with width x m, length (x + 6) m and area 48 m2, so x^2 + 6x = 48. (a) Explain why factorisation is not a good method here. (b) Solve it by completing the square and give the width and length to 2 d.p. (c) Mama Wanjiru sells mandazi and wants revenue of KES 700 a day. Her equation is p^2 - 30p + 175 = 0, where p is the price in KES. Use the discriminant to find the prices p to 2 d.p. Both prices give the revenue she wants. Which price should she choose, and why? (d) In both problems, how did context help you decide which solution to use?</w:t>
             </w:r>
           </w:p>
         </w:tc>
@@ -1001,7 +1665,7 @@
                 <w:sz w:val="22"/>
                 <w:szCs w:val="22"/>
               </w:rPr>
-              <w:t xml:space="preserve">Section 5: Answering the driving question</w:t>
+              <w:t xml:space="preserve">Part 5: Final explanation</w:t>
             </w:r>
           </w:p>
         </w:tc>
@@ -1035,7 +1699,7 @@
                 <w:sz w:val="18"/>
                 <w:szCs w:val="18"/>
               </w:rPr>
-              <w:t xml:space="preserve">Write a clear explanation that answers the driving question: How can we use quadratic equations to find unknown dimensions and quantities that help our community solve real planning problems, like building the Harambee hall in Githurai? Use the following in your answer: (i) how quadratic expressions and equations differ from linear ones, (ii) the steps of your unit journey from the hall sketch to a solution, and (iii) why interpreting solutions in context matters. Include at least one other community example from the unit.</w:t>
+              <w:t xml:space="preserve">Answer the driving question in a short written explanation (8 to 10 sentences): How can we use quadratic equations to find unknown dimensions and quantities that help our community solve real planning problems, like building the Harambee hall in Githurai? Your explanation must (1) say how quadratic equations differ from linear ones and why they are necessary, (2) describe how the hall problem was turned into an equation and solved, (3) explain what the discriminant D tells us (D &gt; 0, D = 0 and D &lt; 0) and how context is used to choose a solution, and (4) give one other community problem from Part 4 where quadratic thinking helps, and say how context decided the answer.</w:t>
             </w:r>
           </w:p>
         </w:tc>
@@ -1299,7 +1963,7 @@
                 <w:sz w:val="18"/>
                 <w:szCs w:val="18"/>
               </w:rPr>
-              <w:t xml:space="preserve">Modelling the situation as a quadratic equation</w:t>
+              <w:t xml:space="preserve">Distinguishing quadratic from linear and forming the equation</w:t>
             </w:r>
           </w:p>
         </w:tc>
@@ -1331,7 +1995,7 @@
                 <w:sz w:val="18"/>
                 <w:szCs w:val="18"/>
               </w:rPr>
-              <w:t xml:space="preserve">Writes w(w + 2) = 120 correctly, expands and rearranges accurately to w² + 2w − 120 = 0, identifies a, b and c, and explains clearly why the equation is not linear.</w:t>
+              <w:t xml:space="preserve">Correctly writes w(w + 2) = 120 as w^2 + 2w - 120 = 0, identifies a = 1, b = 2 and c = -120, and clearly explains using w x w and the linear perimeter 4w + 4 why a linear method fails.</w:t>
             </w:r>
           </w:p>
         </w:tc>
@@ -1363,7 +2027,7 @@
                 <w:sz w:val="18"/>
                 <w:szCs w:val="18"/>
               </w:rPr>
-              <w:t xml:space="preserve">Writes and expands the equation correctly and identifies a, b and c, with a partial explanation of why it is not linear.</w:t>
+              <w:t xml:space="preserve">Forms the equation and identifies a, b and c correctly, with a partial explanation of the difference between quadratic and linear.</w:t>
             </w:r>
           </w:p>
         </w:tc>
@@ -1395,7 +2059,7 @@
                 <w:sz w:val="18"/>
                 <w:szCs w:val="18"/>
               </w:rPr>
-              <w:t xml:space="preserve">Has errors in forming or expanding the equation, or cannot identify a, b and c or explain how it differs from a linear equation.</w:t>
+              <w:t xml:space="preserve">Has errors in the equation or in a, b and c, or gives no explanation of why the equation is not linear.</w:t>
             </w:r>
           </w:p>
         </w:tc>
@@ -1429,7 +2093,7 @@
                 <w:sz w:val="18"/>
                 <w:szCs w:val="18"/>
               </w:rPr>
-              <w:t xml:space="preserve">Accuracy of solution methods</w:t>
+              <w:t xml:space="preserve">Expanding and factorising accurately</w:t>
             </w:r>
           </w:p>
         </w:tc>
@@ -1461,7 +2125,7 @@
                 <w:sz w:val="18"/>
                 <w:szCs w:val="18"/>
               </w:rPr>
-              <w:t xml:space="preserve">Solves correctly by factorisation, completing the square and the quadratic formula, with every step shown and checked, and uses the discriminant correctly.</w:t>
+              <w:t xml:space="preserve">Expands (x + 5)(x + 3) and (2x - 1)(3x + 4) correctly, factorises w^2 + 2w - 120 as (w + 12)(w - 10), and checks by expanding.</w:t>
             </w:r>
           </w:p>
         </w:tc>
@@ -1493,7 +2157,7 @@
                 <w:sz w:val="18"/>
                 <w:szCs w:val="18"/>
               </w:rPr>
-              <w:t xml:space="preserve">Solves correctly with at least two methods and shows most steps, with minor slips in the other method or the discriminant.</w:t>
+              <w:t xml:space="preserve">Expands and factorises mostly correctly, with a minor sign or collecting-terms error or no check.</w:t>
             </w:r>
           </w:p>
         </w:tc>
@@ -1525,7 +2189,7 @@
                 <w:sz w:val="18"/>
                 <w:szCs w:val="18"/>
               </w:rPr>
-              <w:t xml:space="preserve">Makes major errors in methods or steps, or uses only one method with limited accuracy.</w:t>
+              <w:t xml:space="preserve">Several errors in expanding or factorising, and no connection made between the two.</w:t>
             </w:r>
           </w:p>
         </w:tc>
@@ -1559,7 +2223,7 @@
                 <w:sz w:val="18"/>
                 <w:szCs w:val="18"/>
               </w:rPr>
-              <w:t xml:space="preserve">Interpreting solutions in context</w:t>
+              <w:t xml:space="preserve">Solving by the three methods</w:t>
             </w:r>
           </w:p>
         </w:tc>
@@ -1591,7 +2255,7 @@
                 <w:sz w:val="18"/>
                 <w:szCs w:val="18"/>
               </w:rPr>
-              <w:t xml:space="preserve">Rejects negative roots with clear reasoning, states hall dimensions of 10 m by 12 m with units, verifies the area of 120 m², and applies the same reasoning to the Mombasa problem.</w:t>
+              <w:t xml:space="preserve">Solves correctly by the Zero Product Property, completing the square and the quadratic formula, including D = 484, and shows the methods agree. Solves the Nakuru and mandazi problems correctly to 2 d.p.</w:t>
             </w:r>
           </w:p>
         </w:tc>
@@ -1623,7 +2287,7 @@
                 <w:sz w:val="18"/>
                 <w:szCs w:val="18"/>
               </w:rPr>
-              <w:t xml:space="preserve">Chooses the correct root and states the dimensions with a brief reason, with some missing checks or units.</w:t>
+              <w:t xml:space="preserve">Solves correctly by at least two methods, with minor slips in the working or rounding.</w:t>
             </w:r>
           </w:p>
         </w:tc>
@@ -1655,7 +2319,7 @@
                 <w:sz w:val="18"/>
                 <w:szCs w:val="18"/>
               </w:rPr>
-              <w:t xml:space="preserve">Accepts both roots without interpretation or gives no reason for the choice.</w:t>
+              <w:t xml:space="preserve">Can solve by one method only, or makes major errors in the formula, the discriminant or the square roots.</w:t>
             </w:r>
           </w:p>
         </w:tc>
@@ -1689,7 +2353,7 @@
                 <w:sz w:val="18"/>
                 <w:szCs w:val="18"/>
               </w:rPr>
-              <w:t xml:space="preserve">Comparing methods and using evidence</w:t>
+              <w:t xml:space="preserve">Using context and the discriminant to judge solutions</w:t>
             </w:r>
           </w:p>
         </w:tc>
@@ -1721,7 +2385,7 @@
                 <w:sz w:val="18"/>
                 <w:szCs w:val="18"/>
               </w:rPr>
-              <w:t xml:space="preserve">Explains when each method is most useful with specific examples from the unit, such as the Nakuru garden, and uses Claim-Evidence-Reasoning.</w:t>
+              <w:t xml:space="preserve">Rejects w = -12 with a clear reason, states width 10 m and length 12 m with a check of 120 m2, explains D &gt; 0, D = 0 and D &lt; 0 correctly, and justifies the mandazi price choice.</w:t>
             </w:r>
           </w:p>
         </w:tc>
@@ -1753,7 +2417,7 @@
                 <w:sz w:val="18"/>
                 <w:szCs w:val="18"/>
               </w:rPr>
-              <w:t xml:space="preserve">Describes when each method is useful, with general or limited examples.</w:t>
+              <w:t xml:space="preserve">Rejects the impossible solution and states the answer, with a limited explanation of D or of the price choice.</w:t>
             </w:r>
           </w:p>
         </w:tc>
@@ -1785,7 +2449,7 @@
                 <w:sz w:val="18"/>
                 <w:szCs w:val="18"/>
               </w:rPr>
-              <w:t xml:space="preserve">Gives vague or incorrect comparisons with no supporting examples.</w:t>
+              <w:t xml:space="preserve">Gives both solutions without choosing, or gives no reason for rejecting one.</w:t>
             </w:r>
           </w:p>
         </w:tc>
@@ -1819,7 +2483,7 @@
                 <w:sz w:val="18"/>
                 <w:szCs w:val="18"/>
               </w:rPr>
-              <w:t xml:space="preserve">Communicating the answer to the driving question</w:t>
+              <w:t xml:space="preserve">Final explanation and communication</w:t>
             </w:r>
           </w:p>
         </w:tc>
@@ -1851,7 +2515,7 @@
                 <w:sz w:val="18"/>
                 <w:szCs w:val="18"/>
               </w:rPr>
-              <w:t xml:space="preserve">Gives a coherent, well-organised explanation linking the unit journey to community planning, with precise mathematical vocabulary and another Kenyan example.</w:t>
+              <w:t xml:space="preserve">Gives a clear, connected explanation answering the driving question with the hall data, correct terms (solutions, discriminant, Zero Product Property) and another community example.</w:t>
             </w:r>
           </w:p>
         </w:tc>
@@ -1883,7 +2547,7 @@
                 <w:sz w:val="18"/>
                 <w:szCs w:val="18"/>
               </w:rPr>
-              <w:t xml:space="preserve">Gives a mostly clear explanation of the journey and its community use, with some gaps in vocabulary or links.</w:t>
+              <w:t xml:space="preserve">Explanation covers most required points with mostly correct terms but limited links.</w:t>
             </w:r>
           </w:p>
         </w:tc>
@@ -1915,7 +2579,7 @@
                 <w:sz w:val="18"/>
                 <w:szCs w:val="18"/>
               </w:rPr>
-              <w:t xml:space="preserve">Gives a disjointed or incomplete explanation that does not link quadratics to community problems.</w:t>
+              <w:t xml:space="preserve">Explanation is incomplete or does not use evidence from the lessons.</w:t>
             </w:r>
           </w:p>
         </w:tc>
@@ -2039,7 +2703,7 @@
         </w:rPr>
         <w:t xml:space="preserve">© 2026 SeaVuria and ARES. This work is licensed under a </w:t>
       </w:r>
-      <w:hyperlink w:history="1" r:id="rIddu75abecbd1zis0jgdacq">
+      <w:hyperlink w:history="1" r:id="rId74mttulsq-8lyo24onjk_">
         <w:r>
           <w:rPr>
             <w:rFonts w:ascii="Arial" w:cs="Arial" w:eastAsia="Arial" w:hAnsi="Arial"/>
@@ -2059,7 +2723,7 @@
         </w:rPr>
         <w:t xml:space="preserve"> (</w:t>
       </w:r>
-      <w:hyperlink w:history="1" r:id="rId3kn5qw5ip4bhwvv36ggdv">
+      <w:hyperlink w:history="1" r:id="rIdx1bullmskcxzavw172fx4">
         <w:r>
           <w:rPr>
             <w:rFonts w:ascii="Arial" w:cs="Arial" w:eastAsia="Arial" w:hAnsi="Arial"/>
@@ -2079,7 +2743,7 @@
         </w:rPr>
         <w:t xml:space="preserve">). To view a copy of this license, visit </w:t>
       </w:r>
-      <w:hyperlink w:history="1" r:id="rIdasogkxmm-cvkvtpvdfzmg">
+      <w:hyperlink w:history="1" r:id="rIdxparhyiepfyq_tjruamxk">
         <w:r>
           <w:rPr>
             <w:rFonts w:ascii="Arial" w:cs="Arial" w:eastAsia="Arial" w:hAnsi="Arial"/>

--- a/data/outputs/v2/Maths/SS1.3_Quadratic_Equations/Mathematics_Quadratic_Equations_FinalExplanation.docx
+++ b/data/outputs/v2/Maths/SS1.3_Quadratic_Equations/Mathematics_Quadratic_Equations_FinalExplanation.docx
@@ -4,6 +4,7 @@
   <w:body>
     <w:p>
       <w:pPr>
+        <w:keepNext w:val="false"/>
         <w:spacing w:after="30" w:before="0"/>
         <w:jc w:val="center"/>
       </w:pPr>
@@ -23,6 +24,7 @@
     </w:p>
     <w:p>
       <w:pPr>
+        <w:keepNext w:val="false"/>
         <w:spacing w:after="60" w:before="0"/>
         <w:jc w:val="center"/>
       </w:pPr>
@@ -81,6 +83,7 @@
           </w:tcPr>
           <w:p>
             <w:pPr>
+              <w:keepNext w:val="false"/>
               <w:spacing w:after="40" w:before="0"/>
               <w:jc w:val="center"/>
             </w:pPr>
@@ -116,6 +119,7 @@
           </w:tcPr>
           <w:p>
             <w:pPr>
+              <w:keepNext w:val="false"/>
               <w:spacing w:after="40" w:before="0"/>
               <w:jc w:val="center"/>
             </w:pPr>
@@ -150,6 +154,7 @@
           </w:tcPr>
           <w:p>
             <w:pPr>
+              <w:keepNext w:val="false"/>
               <w:spacing w:after="40" w:before="0"/>
               <w:jc w:val="left"/>
             </w:pPr>
@@ -182,6 +187,7 @@
           </w:tcPr>
           <w:p>
             <w:pPr>
+              <w:keepNext w:val="false"/>
               <w:spacing w:after="40" w:before="0"/>
               <w:jc w:val="left"/>
             </w:pPr>
@@ -216,6 +222,7 @@
           </w:tcPr>
           <w:p>
             <w:pPr>
+              <w:keepNext w:val="false"/>
               <w:spacing w:after="40" w:before="0"/>
               <w:jc w:val="left"/>
             </w:pPr>
@@ -248,6 +255,7 @@
           </w:tcPr>
           <w:p>
             <w:pPr>
+              <w:keepNext w:val="false"/>
               <w:spacing w:after="40" w:before="0"/>
               <w:jc w:val="left"/>
             </w:pPr>
@@ -282,6 +290,7 @@
           </w:tcPr>
           <w:p>
             <w:pPr>
+              <w:keepNext w:val="false"/>
               <w:spacing w:after="40" w:before="0"/>
               <w:jc w:val="left"/>
             </w:pPr>
@@ -314,6 +323,7 @@
           </w:tcPr>
           <w:p>
             <w:pPr>
+              <w:keepNext w:val="false"/>
               <w:spacing w:after="40" w:before="0"/>
               <w:jc w:val="left"/>
             </w:pPr>
@@ -374,6 +384,7 @@
           </w:tcPr>
           <w:p>
             <w:pPr>
+              <w:keepNext w:val="false"/>
               <w:spacing w:after="40" w:before="0"/>
               <w:jc w:val="center"/>
             </w:pPr>
@@ -408,6 +419,7 @@
           </w:tcPr>
           <w:p>
             <w:pPr>
+              <w:keepNext w:val="false"/>
               <w:spacing w:after="40" w:before="0"/>
               <w:jc w:val="left"/>
             </w:pPr>
@@ -467,6 +479,7 @@
           </w:tcPr>
           <w:p>
             <w:pPr>
+              <w:keepNext/>
               <w:spacing w:after="40" w:before="0"/>
               <w:jc w:val="center"/>
             </w:pPr>
@@ -501,6 +514,7 @@
           </w:tcPr>
           <w:p>
             <w:pPr>
+              <w:keepNext/>
               <w:spacing w:after="40" w:before="0"/>
               <w:jc w:val="left"/>
             </w:pPr>
@@ -520,6 +534,7 @@
           </w:p>
           <w:p>
             <w:pPr>
+              <w:keepNext/>
               <w:spacing w:after="40" w:before="0"/>
               <w:jc w:val="left"/>
             </w:pPr>
@@ -570,6 +585,7 @@
                 </w:tcPr>
                 <w:p>
                   <w:pPr>
+                    <w:keepNext w:val="false"/>
                     <w:spacing w:after="40" w:before="0"/>
                     <w:jc w:val="left"/>
                   </w:pPr>
@@ -602,6 +618,7 @@
                 </w:tcPr>
                 <w:p>
                   <w:pPr>
+                    <w:keepNext w:val="false"/>
                     <w:spacing w:after="40" w:before="0"/>
                     <w:jc w:val="left"/>
                   </w:pPr>
@@ -634,6 +651,7 @@
                 </w:tcPr>
                 <w:p>
                   <w:pPr>
+                    <w:keepNext w:val="false"/>
                     <w:spacing w:after="40" w:before="0"/>
                     <w:jc w:val="left"/>
                   </w:pPr>
@@ -668,6 +686,7 @@
                 </w:tcPr>
                 <w:p>
                   <w:pPr>
+                    <w:keepNext w:val="false"/>
                     <w:spacing w:after="40" w:before="0"/>
                     <w:jc w:val="left"/>
                   </w:pPr>
@@ -700,6 +719,7 @@
                 </w:tcPr>
                 <w:p>
                   <w:pPr>
+                    <w:keepNext w:val="false"/>
                     <w:spacing w:after="40" w:before="0"/>
                     <w:jc w:val="left"/>
                   </w:pPr>
@@ -732,6 +752,7 @@
                 </w:tcPr>
                 <w:p>
                   <w:pPr>
+                    <w:keepNext w:val="false"/>
                     <w:spacing w:after="40" w:before="0"/>
                     <w:jc w:val="left"/>
                   </w:pPr>
@@ -766,6 +787,7 @@
                 </w:tcPr>
                 <w:p>
                   <w:pPr>
+                    <w:keepNext w:val="false"/>
                     <w:spacing w:after="40" w:before="0"/>
                     <w:jc w:val="left"/>
                   </w:pPr>
@@ -798,6 +820,7 @@
                 </w:tcPr>
                 <w:p>
                   <w:pPr>
+                    <w:keepNext w:val="false"/>
                     <w:spacing w:after="40" w:before="0"/>
                     <w:jc w:val="left"/>
                   </w:pPr>
@@ -830,6 +853,7 @@
                 </w:tcPr>
                 <w:p>
                   <w:pPr>
+                    <w:keepNext w:val="false"/>
                     <w:spacing w:after="40" w:before="0"/>
                     <w:jc w:val="left"/>
                   </w:pPr>
@@ -864,6 +888,7 @@
                 </w:tcPr>
                 <w:p>
                   <w:pPr>
+                    <w:keepNext w:val="false"/>
                     <w:spacing w:after="40" w:before="0"/>
                     <w:jc w:val="left"/>
                   </w:pPr>
@@ -896,6 +921,7 @@
                 </w:tcPr>
                 <w:p>
                   <w:pPr>
+                    <w:keepNext w:val="false"/>
                     <w:spacing w:after="40" w:before="0"/>
                     <w:jc w:val="left"/>
                   </w:pPr>
@@ -928,6 +954,7 @@
                 </w:tcPr>
                 <w:p>
                   <w:pPr>
+                    <w:keepNext w:val="false"/>
                     <w:spacing w:after="40" w:before="0"/>
                     <w:jc w:val="left"/>
                   </w:pPr>
@@ -962,6 +989,7 @@
                 </w:tcPr>
                 <w:p>
                   <w:pPr>
+                    <w:keepNext w:val="false"/>
                     <w:spacing w:after="40" w:before="0"/>
                     <w:jc w:val="left"/>
                   </w:pPr>
@@ -994,6 +1022,7 @@
                 </w:tcPr>
                 <w:p>
                   <w:pPr>
+                    <w:keepNext w:val="false"/>
                     <w:spacing w:after="40" w:before="0"/>
                     <w:jc w:val="left"/>
                   </w:pPr>
@@ -1026,6 +1055,7 @@
                 </w:tcPr>
                 <w:p>
                   <w:pPr>
+                    <w:keepNext w:val="false"/>
                     <w:spacing w:after="40" w:before="0"/>
                     <w:jc w:val="left"/>
                   </w:pPr>
@@ -1060,6 +1090,7 @@
                 </w:tcPr>
                 <w:p>
                   <w:pPr>
+                    <w:keepNext w:val="false"/>
                     <w:spacing w:after="40" w:before="0"/>
                     <w:jc w:val="left"/>
                   </w:pPr>
@@ -1092,6 +1123,7 @@
                 </w:tcPr>
                 <w:p>
                   <w:pPr>
+                    <w:keepNext w:val="false"/>
                     <w:spacing w:after="40" w:before="0"/>
                     <w:jc w:val="left"/>
                   </w:pPr>
@@ -1124,6 +1156,7 @@
                 </w:tcPr>
                 <w:p>
                   <w:pPr>
+                    <w:keepNext w:val="false"/>
                     <w:spacing w:after="40" w:before="0"/>
                     <w:jc w:val="left"/>
                   </w:pPr>
@@ -1146,6 +1179,7 @@
           </w:tbl>
           <w:p>
             <w:pPr>
+              <w:keepNext w:val="false"/>
               <w:spacing w:after="60" w:before="0"/>
               <w:jc w:val="left"/>
             </w:pPr>
@@ -1165,6 +1199,7 @@
           </w:p>
           <w:p>
             <w:pPr>
+              <w:keepNext w:val="false"/>
               <w:spacing w:after="60" w:before="0"/>
               <w:jc w:val="left"/>
             </w:pPr>
@@ -1202,6 +1237,7 @@
           </w:tcPr>
           <w:p>
             <w:pPr>
+              <w:keepNext w:val="false"/>
               <w:spacing w:after="40" w:before="0"/>
               <w:jc w:val="left"/>
             </w:pPr>
@@ -1261,6 +1297,7 @@
           </w:tcPr>
           <w:p>
             <w:pPr>
+              <w:keepNext/>
               <w:spacing w:after="40" w:before="0"/>
               <w:jc w:val="center"/>
             </w:pPr>
@@ -1295,6 +1332,7 @@
           </w:tcPr>
           <w:p>
             <w:pPr>
+              <w:keepNext/>
               <w:spacing w:after="40" w:before="0"/>
               <w:jc w:val="left"/>
             </w:pPr>
@@ -1332,6 +1370,7 @@
           </w:tcPr>
           <w:p>
             <w:pPr>
+              <w:keepNext w:val="false"/>
               <w:spacing w:after="40" w:before="0"/>
               <w:jc w:val="left"/>
             </w:pPr>
@@ -1391,6 +1430,7 @@
           </w:tcPr>
           <w:p>
             <w:pPr>
+              <w:keepNext/>
               <w:spacing w:after="40" w:before="0"/>
               <w:jc w:val="center"/>
             </w:pPr>
@@ -1425,6 +1465,7 @@
           </w:tcPr>
           <w:p>
             <w:pPr>
+              <w:keepNext/>
               <w:spacing w:after="40" w:before="0"/>
               <w:jc w:val="left"/>
             </w:pPr>
@@ -1462,6 +1503,7 @@
           </w:tcPr>
           <w:p>
             <w:pPr>
+              <w:keepNext w:val="false"/>
               <w:spacing w:after="40" w:before="0"/>
               <w:jc w:val="left"/>
             </w:pPr>
@@ -1521,6 +1563,7 @@
           </w:tcPr>
           <w:p>
             <w:pPr>
+              <w:keepNext/>
               <w:spacing w:after="40" w:before="0"/>
               <w:jc w:val="center"/>
             </w:pPr>
@@ -1555,6 +1598,7 @@
           </w:tcPr>
           <w:p>
             <w:pPr>
+              <w:keepNext/>
               <w:spacing w:after="40" w:before="0"/>
               <w:jc w:val="left"/>
             </w:pPr>
@@ -1592,6 +1636,7 @@
           </w:tcPr>
           <w:p>
             <w:pPr>
+              <w:keepNext w:val="false"/>
               <w:spacing w:after="40" w:before="0"/>
               <w:jc w:val="left"/>
             </w:pPr>
@@ -1651,6 +1696,7 @@
           </w:tcPr>
           <w:p>
             <w:pPr>
+              <w:keepNext/>
               <w:spacing w:after="40" w:before="0"/>
               <w:jc w:val="center"/>
             </w:pPr>
@@ -1685,6 +1731,7 @@
           </w:tcPr>
           <w:p>
             <w:pPr>
+              <w:keepNext/>
               <w:spacing w:after="40" w:before="0"/>
               <w:jc w:val="left"/>
             </w:pPr>
@@ -1722,6 +1769,7 @@
           </w:tcPr>
           <w:p>
             <w:pPr>
+              <w:keepNext w:val="false"/>
               <w:spacing w:after="40" w:before="0"/>
               <w:jc w:val="left"/>
             </w:pPr>
@@ -1785,6 +1833,7 @@
           </w:tcPr>
           <w:p>
             <w:pPr>
+              <w:keepNext w:val="false"/>
               <w:spacing w:after="40" w:before="0"/>
               <w:jc w:val="center"/>
             </w:pPr>
@@ -1819,6 +1868,7 @@
           </w:tcPr>
           <w:p>
             <w:pPr>
+              <w:keepNext w:val="false"/>
               <w:spacing w:after="40" w:before="0"/>
               <w:jc w:val="left"/>
             </w:pPr>
@@ -1851,6 +1901,7 @@
           </w:tcPr>
           <w:p>
             <w:pPr>
+              <w:keepNext w:val="false"/>
               <w:spacing w:after="40" w:before="0"/>
               <w:jc w:val="left"/>
             </w:pPr>
@@ -1883,6 +1934,7 @@
           </w:tcPr>
           <w:p>
             <w:pPr>
+              <w:keepNext w:val="false"/>
               <w:spacing w:after="40" w:before="0"/>
               <w:jc w:val="left"/>
             </w:pPr>
@@ -1915,6 +1967,7 @@
           </w:tcPr>
           <w:p>
             <w:pPr>
+              <w:keepNext w:val="false"/>
               <w:spacing w:after="40" w:before="0"/>
               <w:jc w:val="left"/>
             </w:pPr>
@@ -1949,6 +2002,7 @@
           </w:tcPr>
           <w:p>
             <w:pPr>
+              <w:keepNext w:val="false"/>
               <w:spacing w:after="40" w:before="0"/>
               <w:jc w:val="left"/>
             </w:pPr>
@@ -1981,6 +2035,7 @@
           </w:tcPr>
           <w:p>
             <w:pPr>
+              <w:keepNext w:val="false"/>
               <w:spacing w:after="40" w:before="0"/>
               <w:jc w:val="left"/>
             </w:pPr>
@@ -2013,6 +2068,7 @@
           </w:tcPr>
           <w:p>
             <w:pPr>
+              <w:keepNext w:val="false"/>
               <w:spacing w:after="40" w:before="0"/>
               <w:jc w:val="left"/>
             </w:pPr>
@@ -2045,6 +2101,7 @@
           </w:tcPr>
           <w:p>
             <w:pPr>
+              <w:keepNext w:val="false"/>
               <w:spacing w:after="40" w:before="0"/>
               <w:jc w:val="left"/>
             </w:pPr>
@@ -2079,6 +2136,7 @@
           </w:tcPr>
           <w:p>
             <w:pPr>
+              <w:keepNext w:val="false"/>
               <w:spacing w:after="40" w:before="0"/>
               <w:jc w:val="left"/>
             </w:pPr>
@@ -2111,6 +2169,7 @@
           </w:tcPr>
           <w:p>
             <w:pPr>
+              <w:keepNext w:val="false"/>
               <w:spacing w:after="40" w:before="0"/>
               <w:jc w:val="left"/>
             </w:pPr>
@@ -2143,6 +2202,7 @@
           </w:tcPr>
           <w:p>
             <w:pPr>
+              <w:keepNext w:val="false"/>
               <w:spacing w:after="40" w:before="0"/>
               <w:jc w:val="left"/>
             </w:pPr>
@@ -2175,6 +2235,7 @@
           </w:tcPr>
           <w:p>
             <w:pPr>
+              <w:keepNext w:val="false"/>
               <w:spacing w:after="40" w:before="0"/>
               <w:jc w:val="left"/>
             </w:pPr>
@@ -2209,6 +2270,7 @@
           </w:tcPr>
           <w:p>
             <w:pPr>
+              <w:keepNext w:val="false"/>
               <w:spacing w:after="40" w:before="0"/>
               <w:jc w:val="left"/>
             </w:pPr>
@@ -2241,6 +2303,7 @@
           </w:tcPr>
           <w:p>
             <w:pPr>
+              <w:keepNext w:val="false"/>
               <w:spacing w:after="40" w:before="0"/>
               <w:jc w:val="left"/>
             </w:pPr>
@@ -2273,6 +2336,7 @@
           </w:tcPr>
           <w:p>
             <w:pPr>
+              <w:keepNext w:val="false"/>
               <w:spacing w:after="40" w:before="0"/>
               <w:jc w:val="left"/>
             </w:pPr>
@@ -2305,6 +2369,7 @@
           </w:tcPr>
           <w:p>
             <w:pPr>
+              <w:keepNext w:val="false"/>
               <w:spacing w:after="40" w:before="0"/>
               <w:jc w:val="left"/>
             </w:pPr>
@@ -2339,6 +2404,7 @@
           </w:tcPr>
           <w:p>
             <w:pPr>
+              <w:keepNext w:val="false"/>
               <w:spacing w:after="40" w:before="0"/>
               <w:jc w:val="left"/>
             </w:pPr>
@@ -2371,6 +2437,7 @@
           </w:tcPr>
           <w:p>
             <w:pPr>
+              <w:keepNext w:val="false"/>
               <w:spacing w:after="40" w:before="0"/>
               <w:jc w:val="left"/>
             </w:pPr>
@@ -2403,6 +2470,7 @@
           </w:tcPr>
           <w:p>
             <w:pPr>
+              <w:keepNext w:val="false"/>
               <w:spacing w:after="40" w:before="0"/>
               <w:jc w:val="left"/>
             </w:pPr>
@@ -2435,6 +2503,7 @@
           </w:tcPr>
           <w:p>
             <w:pPr>
+              <w:keepNext w:val="false"/>
               <w:spacing w:after="40" w:before="0"/>
               <w:jc w:val="left"/>
             </w:pPr>
@@ -2469,6 +2538,7 @@
           </w:tcPr>
           <w:p>
             <w:pPr>
+              <w:keepNext w:val="false"/>
               <w:spacing w:after="40" w:before="0"/>
               <w:jc w:val="left"/>
             </w:pPr>
@@ -2501,6 +2571,7 @@
           </w:tcPr>
           <w:p>
             <w:pPr>
+              <w:keepNext w:val="false"/>
               <w:spacing w:after="40" w:before="0"/>
               <w:jc w:val="left"/>
             </w:pPr>
@@ -2533,6 +2604,7 @@
           </w:tcPr>
           <w:p>
             <w:pPr>
+              <w:keepNext w:val="false"/>
               <w:spacing w:after="40" w:before="0"/>
               <w:jc w:val="left"/>
             </w:pPr>
@@ -2565,6 +2637,7 @@
           </w:tcPr>
           <w:p>
             <w:pPr>
+              <w:keepNext w:val="false"/>
               <w:spacing w:after="40" w:before="0"/>
               <w:jc w:val="left"/>
             </w:pPr>
@@ -2703,7 +2776,7 @@
         </w:rPr>
         <w:t xml:space="preserve">© 2026 SeaVuria and ARES. This work is licensed under a </w:t>
       </w:r>
-      <w:hyperlink w:history="1" r:id="rId74mttulsq-8lyo24onjk_">
+      <w:hyperlink w:history="1" r:id="rIdktklop8x0hajqquvgie1s">
         <w:r>
           <w:rPr>
             <w:rFonts w:ascii="Arial" w:cs="Arial" w:eastAsia="Arial" w:hAnsi="Arial"/>
@@ -2723,7 +2796,7 @@
         </w:rPr>
         <w:t xml:space="preserve"> (</w:t>
       </w:r>
-      <w:hyperlink w:history="1" r:id="rIdx1bullmskcxzavw172fx4">
+      <w:hyperlink w:history="1" r:id="rIdr8sack48p9m14w3zops7d">
         <w:r>
           <w:rPr>
             <w:rFonts w:ascii="Arial" w:cs="Arial" w:eastAsia="Arial" w:hAnsi="Arial"/>
@@ -2743,7 +2816,7 @@
         </w:rPr>
         <w:t xml:space="preserve">). To view a copy of this license, visit </w:t>
       </w:r>
-      <w:hyperlink w:history="1" r:id="rIdxparhyiepfyq_tjruamxk">
+      <w:hyperlink w:history="1" r:id="rIdz3evmczgqbq04zbnry6go">
         <w:r>
           <w:rPr>
             <w:rFonts w:ascii="Arial" w:cs="Arial" w:eastAsia="Arial" w:hAnsi="Arial"/>

--- a/data/outputs/v2/Maths/SS1.3_Quadratic_Equations/Mathematics_Quadratic_Equations_FinalExplanation.docx
+++ b/data/outputs/v2/Maths/SS1.3_Quadratic_Equations/Mathematics_Quadratic_Equations_FinalExplanation.docx
@@ -2776,7 +2776,7 @@
         </w:rPr>
         <w:t xml:space="preserve">© 2026 SeaVuria and ARES. This work is licensed under a </w:t>
       </w:r>
-      <w:hyperlink w:history="1" r:id="rIdktklop8x0hajqquvgie1s">
+      <w:hyperlink w:history="1" r:id="rIdz4k3-0i8h8brgsuymyses">
         <w:r>
           <w:rPr>
             <w:rFonts w:ascii="Arial" w:cs="Arial" w:eastAsia="Arial" w:hAnsi="Arial"/>
@@ -2796,7 +2796,7 @@
         </w:rPr>
         <w:t xml:space="preserve"> (</w:t>
       </w:r>
-      <w:hyperlink w:history="1" r:id="rIdr8sack48p9m14w3zops7d">
+      <w:hyperlink w:history="1" r:id="rIdedu2obne0mouayulhpbw_">
         <w:r>
           <w:rPr>
             <w:rFonts w:ascii="Arial" w:cs="Arial" w:eastAsia="Arial" w:hAnsi="Arial"/>
@@ -2816,7 +2816,7 @@
         </w:rPr>
         <w:t xml:space="preserve">). To view a copy of this license, visit </w:t>
       </w:r>
-      <w:hyperlink w:history="1" r:id="rIdz3evmczgqbq04zbnry6go">
+      <w:hyperlink w:history="1" r:id="rIdl1e0g5rw5h2k-k3bymrbm">
         <w:r>
           <w:rPr>
             <w:rFonts w:ascii="Arial" w:cs="Arial" w:eastAsia="Arial" w:hAnsi="Arial"/>
